--- a/docx/Геометрия.docx
+++ b/docx/Геометрия.docx
@@ -15259,9 +15259,36 @@
           <w:rFonts w:ascii="Times New Roman" w:hAnsi="Times New Roman" w:cs="Times New Roman"/>
           <w:sz w:val="36"/>
           <w:szCs w:val="36"/>
+          <w:lang w:bidi="he-IL"/>
+        </w:rPr>
+      </w:pPr>
+      <w:r>
+        <w:rPr>
+          <w:rFonts w:ascii="Times New Roman" w:hAnsi="Times New Roman" w:cs="Times New Roman"/>
+          <w:sz w:val="36"/>
+          <w:szCs w:val="36"/>
+          <w:lang w:bidi="he-IL"/>
+        </w:rPr>
+        <w:t xml:space="preserve">                 </w:t>
+      </w:r>
+      <w:r>
+        <w:rPr>
+          <w:rFonts w:ascii="Times New Roman" w:hAnsi="Times New Roman" w:cs="Times New Roman"/>
+          <w:sz w:val="36"/>
+          <w:szCs w:val="36"/>
+          <w:lang w:bidi="he-IL"/>
+        </w:rPr>
+        <w:t xml:space="preserve"> </w:t>
+      </w:r>
+      <w:r>
+        <w:rPr>
+          <w:rFonts w:ascii="Times New Roman" w:hAnsi="Times New Roman" w:cs="Times New Roman"/>
+          <w:sz w:val="36"/>
+          <w:szCs w:val="36"/>
           <w:lang w:val="en-US" w:bidi="he-IL"/>
         </w:rPr>
-      </w:pPr>
+        <w:t>a</w:t>
+      </w:r>
       <w:r>
         <w:rPr>
           <w:rFonts w:ascii="Times New Roman" w:hAnsi="Times New Roman" w:cs="Times New Roman"/>
@@ -15269,7 +15296,16 @@
           <w:szCs w:val="36"/>
           <w:lang w:bidi="he-IL"/>
         </w:rPr>
-        <w:t xml:space="preserve">                 </w:t>
+        <w:t xml:space="preserve">                          </w:t>
+      </w:r>
+      <w:r>
+        <w:rPr>
+          <w:rFonts w:ascii="Times New Roman" w:hAnsi="Times New Roman" w:cs="Times New Roman"/>
+          <w:sz w:val="36"/>
+          <w:szCs w:val="36"/>
+          <w:lang w:val="en-US" w:bidi="he-IL"/>
+        </w:rPr>
+        <w:t>b</w:t>
       </w:r>
       <w:r>
         <w:rPr>
@@ -15278,6 +15314,43 @@
           <w:szCs w:val="36"/>
           <w:lang w:bidi="he-IL"/>
         </w:rPr>
+        <w:t xml:space="preserve">     </w:t>
+      </w:r>
+    </w:p>
+    <w:p>
+      <w:pPr>
+        <w:ind w:left="750"/>
+        <w:rPr>
+          <w:rFonts w:ascii="Times New Roman" w:hAnsi="Times New Roman" w:cs="Times New Roman"/>
+          <w:sz w:val="36"/>
+          <w:szCs w:val="36"/>
+          <w:lang w:bidi="he-IL"/>
+        </w:rPr>
+      </w:pPr>
+    </w:p>
+    <w:p>
+      <w:pPr>
+        <w:pStyle w:val="Title"/>
+        <w:rPr>
+          <w:rFonts w:ascii="Times New Roman" w:hAnsi="Times New Roman" w:cs="Times New Roman"/>
+        </w:rPr>
+      </w:pPr>
+      <w:r>
+        <w:rPr>
+          <w:rFonts w:ascii="Times New Roman" w:hAnsi="Times New Roman" w:cs="Times New Roman"/>
+          <w:sz w:val="36"/>
+          <w:szCs w:val="36"/>
+          <w:lang w:bidi="he-IL"/>
+        </w:rPr>
+        <w:t xml:space="preserve">     </w:t>
+      </w:r>
+      <w:r>
+        <w:rPr>
+          <w:rFonts w:ascii="Times New Roman" w:hAnsi="Times New Roman" w:cs="Times New Roman"/>
+          <w:sz w:val="36"/>
+          <w:szCs w:val="36"/>
+          <w:lang w:bidi="he-IL"/>
+        </w:rPr>
         <w:t xml:space="preserve"> </w:t>
       </w:r>
       <w:r>
@@ -15287,100 +15360,57 @@
           <w:szCs w:val="36"/>
           <w:lang w:val="en-US" w:bidi="he-IL"/>
         </w:rPr>
-        <w:t xml:space="preserve">a                          b     </w:t>
-      </w:r>
-    </w:p>
-    <w:p>
-      <w:pPr>
-        <w:ind w:left="750"/>
-        <w:rPr>
-          <w:rFonts w:ascii="Times New Roman" w:hAnsi="Times New Roman" w:cs="Times New Roman"/>
-          <w:sz w:val="36"/>
-          <w:szCs w:val="36"/>
-          <w:lang w:val="en-US" w:bidi="he-IL"/>
-        </w:rPr>
-      </w:pPr>
+        <w:t>c</w:t>
+      </w:r>
+      <w:r>
+        <w:rPr>
+          <w:rFonts w:ascii="Times New Roman" w:hAnsi="Times New Roman" w:cs="Times New Roman"/>
+        </w:rPr>
+        <w:t xml:space="preserve"> </w:t>
+      </w:r>
     </w:p>
     <w:p>
       <w:pPr>
         <w:pStyle w:val="Title"/>
         <w:rPr>
           <w:rFonts w:ascii="Times New Roman" w:hAnsi="Times New Roman" w:cs="Times New Roman"/>
-          <w:lang w:val="en-US"/>
-        </w:rPr>
-      </w:pPr>
-      <w:r>
-        <w:rPr>
-          <w:rFonts w:ascii="Times New Roman" w:hAnsi="Times New Roman" w:cs="Times New Roman"/>
-          <w:sz w:val="36"/>
-          <w:szCs w:val="36"/>
-          <w:lang w:val="en-US" w:bidi="he-IL"/>
-        </w:rPr>
-        <w:t xml:space="preserve">     </w:t>
-      </w:r>
-      <w:r>
-        <w:rPr>
-          <w:rFonts w:ascii="Times New Roman" w:hAnsi="Times New Roman" w:cs="Times New Roman"/>
-          <w:sz w:val="36"/>
-          <w:szCs w:val="36"/>
-          <w:lang w:val="en-US" w:bidi="he-IL"/>
-        </w:rPr>
-        <w:t xml:space="preserve"> c</w:t>
-      </w:r>
-      <w:r>
-        <w:rPr>
-          <w:rFonts w:ascii="Times New Roman" w:hAnsi="Times New Roman" w:cs="Times New Roman"/>
-        </w:rPr>
-        <w:t xml:space="preserve"> </w:t>
-      </w:r>
-    </w:p>
-    <w:p>
-      <w:pPr>
-        <w:pStyle w:val="Title"/>
-        <w:rPr>
-          <w:rFonts w:ascii="Times New Roman" w:hAnsi="Times New Roman" w:cs="Times New Roman"/>
-          <w:sz w:val="36"/>
-          <w:szCs w:val="36"/>
-          <w:lang w:val="en-US"/>
-        </w:rPr>
-      </w:pPr>
-    </w:p>
-    <w:p>
-      <w:pPr>
-        <w:rPr>
-          <w:sz w:val="36"/>
-          <w:szCs w:val="36"/>
-          <w:lang w:val="en-US"/>
-        </w:rPr>
-      </w:pPr>
-    </w:p>
-    <w:p>
-      <w:pPr>
-        <w:rPr>
-          <w:rFonts w:ascii="Times New Roman" w:hAnsi="Times New Roman" w:cs="Times New Roman"/>
-          <w:sz w:val="36"/>
-          <w:szCs w:val="36"/>
-          <w:lang w:val="en-US"/>
-        </w:rPr>
-      </w:pPr>
-    </w:p>
-    <w:p>
-      <w:pPr>
-        <w:rPr>
-          <w:rFonts w:ascii="Times New Roman" w:hAnsi="Times New Roman" w:cs="Times New Roman"/>
-          <w:sz w:val="36"/>
-          <w:szCs w:val="36"/>
-          <w:lang w:val="en-US"/>
-        </w:rPr>
-      </w:pPr>
-    </w:p>
-    <w:p>
-      <w:pPr>
-        <w:rPr>
-          <w:rFonts w:ascii="Times New Roman" w:hAnsi="Times New Roman" w:cs="Times New Roman"/>
-          <w:sz w:val="36"/>
-          <w:szCs w:val="36"/>
-          <w:lang w:val="en-US"/>
+          <w:sz w:val="36"/>
+          <w:szCs w:val="36"/>
+        </w:rPr>
+      </w:pPr>
+    </w:p>
+    <w:p>
+      <w:pPr>
+        <w:rPr>
+          <w:sz w:val="36"/>
+          <w:szCs w:val="36"/>
+        </w:rPr>
+      </w:pPr>
+    </w:p>
+    <w:p>
+      <w:pPr>
+        <w:rPr>
+          <w:rFonts w:ascii="Times New Roman" w:hAnsi="Times New Roman" w:cs="Times New Roman"/>
+          <w:sz w:val="36"/>
+          <w:szCs w:val="36"/>
+        </w:rPr>
+      </w:pPr>
+    </w:p>
+    <w:p>
+      <w:pPr>
+        <w:rPr>
+          <w:rFonts w:ascii="Times New Roman" w:hAnsi="Times New Roman" w:cs="Times New Roman"/>
+          <w:sz w:val="36"/>
+          <w:szCs w:val="36"/>
+        </w:rPr>
+      </w:pPr>
+    </w:p>
+    <w:p>
+      <w:pPr>
+        <w:rPr>
+          <w:rFonts w:ascii="Times New Roman" w:hAnsi="Times New Roman" w:cs="Times New Roman"/>
+          <w:sz w:val="36"/>
+          <w:szCs w:val="36"/>
         </w:rPr>
       </w:pPr>
     </w:p>
@@ -16063,7 +16093,6 @@
           <w:rFonts w:ascii="Times New Roman" w:hAnsi="Times New Roman" w:cs="Times New Roman"/>
           <w:sz w:val="36"/>
           <w:szCs w:val="36"/>
-          <w:lang w:val="en-US"/>
         </w:rPr>
       </w:pPr>
       <w:r>
@@ -16227,7 +16256,6 @@
           <w:rFonts w:ascii="Times New Roman" w:hAnsi="Times New Roman" w:cs="Times New Roman"/>
           <w:sz w:val="36"/>
           <w:szCs w:val="36"/>
-          <w:lang w:val="en-US"/>
         </w:rPr>
         <w:t xml:space="preserve">                  </w:t>
       </w:r>
@@ -16245,7 +16273,6 @@
           <w:rFonts w:ascii="Times New Roman" w:hAnsi="Times New Roman" w:cs="Times New Roman"/>
           <w:sz w:val="36"/>
           <w:szCs w:val="36"/>
-          <w:lang w:val="en-US"/>
         </w:rPr>
         <w:t xml:space="preserve">   </w:t>
       </w:r>
@@ -16256,7 +16283,41 @@
           <w:szCs w:val="36"/>
           <w:lang w:val="en-US"/>
         </w:rPr>
-        <w:t>c                        a||b</w:t>
+        <w:t>c</w:t>
+      </w:r>
+      <w:r>
+        <w:rPr>
+          <w:rFonts w:ascii="Times New Roman" w:hAnsi="Times New Roman" w:cs="Times New Roman"/>
+          <w:sz w:val="36"/>
+          <w:szCs w:val="36"/>
+        </w:rPr>
+        <w:t xml:space="preserve">                        </w:t>
+      </w:r>
+      <w:r>
+        <w:rPr>
+          <w:rFonts w:ascii="Times New Roman" w:hAnsi="Times New Roman" w:cs="Times New Roman"/>
+          <w:sz w:val="36"/>
+          <w:szCs w:val="36"/>
+          <w:lang w:val="en-US"/>
+        </w:rPr>
+        <w:t>a</w:t>
+      </w:r>
+      <w:r>
+        <w:rPr>
+          <w:rFonts w:ascii="Times New Roman" w:hAnsi="Times New Roman" w:cs="Times New Roman"/>
+          <w:sz w:val="36"/>
+          <w:szCs w:val="36"/>
+        </w:rPr>
+        <w:t>||</w:t>
+      </w:r>
+      <w:r>
+        <w:rPr>
+          <w:rFonts w:ascii="Times New Roman" w:hAnsi="Times New Roman" w:cs="Times New Roman"/>
+          <w:sz w:val="36"/>
+          <w:szCs w:val="36"/>
+          <w:lang w:val="en-US"/>
+        </w:rPr>
+        <w:t>b</w:t>
       </w:r>
     </w:p>
     <w:p>
@@ -16266,7 +16327,6 @@
           <w:rFonts w:ascii="Times New Roman" w:hAnsi="Times New Roman" w:cs="Times New Roman"/>
           <w:sz w:val="36"/>
           <w:szCs w:val="36"/>
-          <w:lang w:val="en-US"/>
         </w:rPr>
       </w:pPr>
       <w:r>
@@ -16343,25 +16403,58 @@
           <w:szCs w:val="36"/>
           <w:lang w:val="en-US"/>
         </w:rPr>
-        <w:t xml:space="preserve">b                                                 c </w:t>
-      </w:r>
-      <w:r>
-        <w:rPr>
-          <w:rFonts w:ascii="Times New Roman" w:hAnsi="Times New Roman" w:cs="Times New Roman"/>
-          <w:sz w:val="36"/>
-          <w:szCs w:val="36"/>
-          <w:lang w:val="en-US"/>
-        </w:rPr>
-        <w:t>∩</w:t>
-      </w:r>
-      <w:r>
-        <w:rPr>
-          <w:rFonts w:ascii="Times New Roman" w:hAnsi="Times New Roman" w:cs="Times New Roman"/>
-          <w:sz w:val="36"/>
-          <w:szCs w:val="36"/>
-          <w:lang w:val="en-US"/>
-        </w:rPr>
-        <w:t xml:space="preserve"> a = M</w:t>
+        <w:t>b</w:t>
+      </w:r>
+      <w:r>
+        <w:rPr>
+          <w:rFonts w:ascii="Times New Roman" w:hAnsi="Times New Roman" w:cs="Times New Roman"/>
+          <w:sz w:val="36"/>
+          <w:szCs w:val="36"/>
+        </w:rPr>
+        <w:t xml:space="preserve">                                                 </w:t>
+      </w:r>
+      <w:r>
+        <w:rPr>
+          <w:rFonts w:ascii="Times New Roman" w:hAnsi="Times New Roman" w:cs="Times New Roman"/>
+          <w:sz w:val="36"/>
+          <w:szCs w:val="36"/>
+          <w:lang w:val="en-US"/>
+        </w:rPr>
+        <w:t>c</w:t>
+      </w:r>
+      <w:r>
+        <w:rPr>
+          <w:rFonts w:ascii="Times New Roman" w:hAnsi="Times New Roman" w:cs="Times New Roman"/>
+          <w:sz w:val="36"/>
+          <w:szCs w:val="36"/>
+        </w:rPr>
+        <w:t xml:space="preserve"> ∩ </w:t>
+      </w:r>
+      <w:r>
+        <w:rPr>
+          <w:rFonts w:ascii="Times New Roman" w:hAnsi="Times New Roman" w:cs="Times New Roman"/>
+          <w:sz w:val="36"/>
+          <w:szCs w:val="36"/>
+          <w:lang w:val="en-US"/>
+        </w:rPr>
+        <w:t>a</w:t>
+      </w:r>
+      <w:r>
+        <w:rPr>
+          <w:rFonts w:ascii="Times New Roman" w:hAnsi="Times New Roman" w:cs="Times New Roman"/>
+          <w:sz w:val="36"/>
+          <w:szCs w:val="36"/>
+        </w:rPr>
+        <w:t xml:space="preserve"> = </w:t>
+      </w:r>
+      <w:r>
+        <w:rPr>
+          <w:rFonts w:ascii="Times New Roman" w:hAnsi="Times New Roman" w:cs="Times New Roman"/>
+          <w:sz w:val="36"/>
+          <w:szCs w:val="36"/>
+          <w:lang w:val="en-US"/>
+        </w:rPr>
+        <w:t>M</w:t>
       </w:r>
     </w:p>
     <w:p>
@@ -16417,7 +16510,7 @@
           <w:szCs w:val="36"/>
           <w:lang w:bidi="he-IL"/>
         </w:rPr>
-        <w:t>:</w:t>
+        <w:t xml:space="preserve">: </w:t>
       </w:r>
       <w:r>
         <w:rPr>
@@ -16426,8 +16519,9 @@
           <w:szCs w:val="36"/>
           <w:lang w:bidi="he-IL"/>
         </w:rPr>
-        <w:t xml:space="preserve"> </w:t>
-      </w:r>
+        <w:t>Если</w:t>
+      </w:r>
+      <w:proofErr w:type="gramEnd"/>
       <w:r>
         <w:rPr>
           <w:rFonts w:ascii="Times New Roman" w:hAnsi="Times New Roman" w:cs="Times New Roman"/>
@@ -16435,9 +16529,8 @@
           <w:szCs w:val="36"/>
           <w:lang w:bidi="he-IL"/>
         </w:rPr>
-        <w:t>Если</w:t>
-      </w:r>
-      <w:proofErr w:type="gramEnd"/>
+        <w:t xml:space="preserve"> 2 прямые параллельны к 3 прямой, то они параллельны</w:t>
+      </w:r>
       <w:r>
         <w:rPr>
           <w:rFonts w:ascii="Times New Roman" w:hAnsi="Times New Roman" w:cs="Times New Roman"/>
@@ -16445,16 +16538,7 @@
           <w:szCs w:val="36"/>
           <w:lang w:bidi="he-IL"/>
         </w:rPr>
-        <w:t xml:space="preserve"> 2 прямые параллельны к 3 прямой, то они параллельны</w:t>
-      </w:r>
-      <w:r>
-        <w:rPr>
-          <w:rFonts w:ascii="Times New Roman" w:hAnsi="Times New Roman" w:cs="Times New Roman"/>
-          <w:sz w:val="36"/>
-          <w:szCs w:val="36"/>
-          <w:lang w:bidi="he-IL"/>
-        </w:rPr>
-        <w:t xml:space="preserve"> </w:t>
+        <w:t>е.</w:t>
       </w:r>
     </w:p>
     <w:p>
@@ -16858,9 +16942,2153 @@
           <w:rFonts w:ascii="Times New Roman" w:hAnsi="Times New Roman" w:cs="Times New Roman"/>
           <w:sz w:val="36"/>
           <w:szCs w:val="36"/>
-          <w:lang w:val="en-US"/>
-        </w:rPr>
-      </w:pPr>
+        </w:rPr>
+      </w:pPr>
+    </w:p>
+    <w:p>
+      <w:pPr>
+        <w:pStyle w:val="Title"/>
+        <w:jc w:val="center"/>
+        <w:rPr>
+          <w:rFonts w:ascii="Times New Roman" w:hAnsi="Times New Roman" w:cs="Times New Roman"/>
+        </w:rPr>
+      </w:pPr>
+      <w:r>
+        <w:rPr>
+          <w:rFonts w:ascii="Times New Roman" w:hAnsi="Times New Roman" w:cs="Times New Roman"/>
+        </w:rPr>
+        <w:t>Сумма углов т</w:t>
+      </w:r>
+      <w:r>
+        <w:rPr>
+          <w:rFonts w:ascii="Times New Roman" w:hAnsi="Times New Roman" w:cs="Times New Roman"/>
+        </w:rPr>
+        <w:t>реугольник</w:t>
+      </w:r>
+      <w:r>
+        <w:rPr>
+          <w:rFonts w:ascii="Times New Roman" w:hAnsi="Times New Roman" w:cs="Times New Roman"/>
+        </w:rPr>
+        <w:t>а</w:t>
+      </w:r>
+      <w:r>
+        <w:rPr>
+          <w:rFonts w:ascii="Times New Roman" w:hAnsi="Times New Roman" w:cs="Times New Roman"/>
+        </w:rPr>
+        <w:t>.</w:t>
+      </w:r>
+    </w:p>
+    <w:p>
+      <w:pPr>
+        <w:rPr>
+          <w:rFonts w:ascii="Times New Roman" w:hAnsi="Times New Roman" w:cs="Times New Roman"/>
+          <w:sz w:val="36"/>
+          <w:szCs w:val="36"/>
+          <w:lang w:bidi="he-IL"/>
+        </w:rPr>
+      </w:pPr>
+      <w:r>
+        <w:rPr>
+          <w:rFonts w:ascii="Times New Roman" w:hAnsi="Times New Roman" w:cs="Times New Roman"/>
+          <w:sz w:val="36"/>
+          <w:szCs w:val="36"/>
+        </w:rPr>
+        <w:t xml:space="preserve">1) </w:t>
+      </w:r>
+      <w:r>
+        <w:rPr>
+          <w:rFonts w:ascii="Times New Roman" w:hAnsi="Times New Roman" w:cs="Times New Roman"/>
+          <w:sz w:val="36"/>
+          <w:szCs w:val="36"/>
+          <w:lang w:val="en-US" w:bidi="he-IL"/>
+        </w:rPr>
+        <w:t>Th</w:t>
+      </w:r>
+      <w:r>
+        <w:rPr>
+          <w:rFonts w:ascii="Times New Roman" w:hAnsi="Times New Roman" w:cs="Times New Roman"/>
+          <w:sz w:val="36"/>
+          <w:szCs w:val="36"/>
+          <w:lang w:bidi="he-IL"/>
+        </w:rPr>
+        <w:t>:</w:t>
+      </w:r>
+      <w:r>
+        <w:rPr>
+          <w:rFonts w:ascii="Times New Roman" w:hAnsi="Times New Roman" w:cs="Times New Roman"/>
+          <w:sz w:val="36"/>
+          <w:szCs w:val="36"/>
+          <w:lang w:bidi="he-IL"/>
+        </w:rPr>
+        <w:t xml:space="preserve"> Сумма углов треугольника равна 180</w:t>
+      </w:r>
+      <w:r>
+        <w:rPr>
+          <w:rFonts w:ascii="Times New Roman" w:hAnsi="Times New Roman" w:cs="Times New Roman"/>
+          <w:sz w:val="36"/>
+          <w:szCs w:val="36"/>
+          <w:rtl/>
+          <w:lang w:bidi="he-IL"/>
+        </w:rPr>
+        <w:t>֩</w:t>
+      </w:r>
+    </w:p>
+    <w:p>
+      <w:pPr>
+        <w:rPr>
+          <w:rFonts w:ascii="Times New Roman" w:hAnsi="Times New Roman" w:cs="Times New Roman"/>
+          <w:sz w:val="36"/>
+          <w:szCs w:val="36"/>
+          <w:lang w:bidi="he-IL"/>
+        </w:rPr>
+      </w:pPr>
+    </w:p>
+    <w:p>
+      <w:pPr>
+        <w:pStyle w:val="Title"/>
+        <w:jc w:val="center"/>
+        <w:rPr>
+          <w:rFonts w:ascii="Times New Roman" w:hAnsi="Times New Roman" w:cs="Times New Roman"/>
+        </w:rPr>
+      </w:pPr>
+      <w:r>
+        <w:rPr>
+          <w:rFonts w:ascii="Times New Roman" w:hAnsi="Times New Roman" w:cs="Times New Roman"/>
+          <w:noProof/>
+        </w:rPr>
+        <mc:AlternateContent>
+          <mc:Choice Requires="wps">
+            <w:drawing>
+              <wp:anchor distT="0" distB="0" distL="114300" distR="114300" simplePos="0" relativeHeight="251796480" behindDoc="0" locked="0" layoutInCell="1" allowOverlap="1" wp14:anchorId="70A05FFC" wp14:editId="727F0592">
+                <wp:simplePos x="0" y="0"/>
+                <wp:positionH relativeFrom="column">
+                  <wp:posOffset>306705</wp:posOffset>
+                </wp:positionH>
+                <wp:positionV relativeFrom="paragraph">
+                  <wp:posOffset>292735</wp:posOffset>
+                </wp:positionV>
+                <wp:extent cx="600075" cy="561975"/>
+                <wp:effectExtent l="19050" t="19050" r="47625" b="28575"/>
+                <wp:wrapNone/>
+                <wp:docPr id="1518267384" name="Isosceles Triangle 127"/>
+                <wp:cNvGraphicFramePr/>
+                <a:graphic xmlns:a="http://schemas.openxmlformats.org/drawingml/2006/main">
+                  <a:graphicData uri="http://schemas.microsoft.com/office/word/2010/wordprocessingShape">
+                    <wps:wsp>
+                      <wps:cNvSpPr/>
+                      <wps:spPr>
+                        <a:xfrm>
+                          <a:off x="0" y="0"/>
+                          <a:ext cx="600075" cy="561975"/>
+                        </a:xfrm>
+                        <a:prstGeom prst="triangle">
+                          <a:avLst/>
+                        </a:prstGeom>
+                        <a:noFill/>
+                        <a:ln>
+                          <a:solidFill>
+                            <a:schemeClr val="tx1"/>
+                          </a:solidFill>
+                        </a:ln>
+                      </wps:spPr>
+                      <wps:style>
+                        <a:lnRef idx="2">
+                          <a:schemeClr val="accent1">
+                            <a:shade val="15000"/>
+                          </a:schemeClr>
+                        </a:lnRef>
+                        <a:fillRef idx="1">
+                          <a:schemeClr val="accent1"/>
+                        </a:fillRef>
+                        <a:effectRef idx="0">
+                          <a:schemeClr val="accent1"/>
+                        </a:effectRef>
+                        <a:fontRef idx="minor">
+                          <a:schemeClr val="lt1"/>
+                        </a:fontRef>
+                      </wps:style>
+                      <wps:bodyPr rot="0" spcFirstLastPara="0" vertOverflow="overflow" horzOverflow="overflow" vert="horz" wrap="square" lIns="91440" tIns="45720" rIns="91440" bIns="45720" numCol="1" spcCol="0" rtlCol="0" fromWordArt="0" anchor="ctr" anchorCtr="0" forceAA="0" compatLnSpc="1">
+                        <a:prstTxWarp prst="textNoShape">
+                          <a:avLst/>
+                        </a:prstTxWarp>
+                        <a:noAutofit/>
+                      </wps:bodyPr>
+                    </wps:wsp>
+                  </a:graphicData>
+                </a:graphic>
+                <wp14:sizeRelV relativeFrom="margin">
+                  <wp14:pctHeight>0</wp14:pctHeight>
+                </wp14:sizeRelV>
+              </wp:anchor>
+            </w:drawing>
+          </mc:Choice>
+          <mc:Fallback>
+            <w:pict>
+              <v:shapetype w14:anchorId="719B13F3" id="_x0000_t5" coordsize="21600,21600" o:spt="5" adj="10800" path="m@0,l,21600r21600,xe">
+                <v:stroke joinstyle="miter"/>
+                <v:formulas>
+                  <v:f eqn="val #0"/>
+                  <v:f eqn="prod #0 1 2"/>
+                  <v:f eqn="sum @1 10800 0"/>
+                </v:formulas>
+                <v:path gradientshapeok="t" o:connecttype="custom" o:connectlocs="@0,0;@1,10800;0,21600;10800,21600;21600,21600;@2,10800" textboxrect="0,10800,10800,18000;5400,10800,16200,18000;10800,10800,21600,18000;0,7200,7200,21600;7200,7200,14400,21600;14400,7200,21600,21600"/>
+                <v:handles>
+                  <v:h position="#0,topLeft" xrange="0,21600"/>
+                </v:handles>
+              </v:shapetype>
+              <v:shape id="Isosceles Triangle 127" o:spid="_x0000_s1026" type="#_x0000_t5" style="position:absolute;margin-left:24.15pt;margin-top:23.05pt;width:47.25pt;height:44.25pt;z-index:251796480;visibility:visible;mso-wrap-style:square;mso-height-percent:0;mso-wrap-distance-left:9pt;mso-wrap-distance-top:0;mso-wrap-distance-right:9pt;mso-wrap-distance-bottom:0;mso-position-horizontal:absolute;mso-position-horizontal-relative:text;mso-position-vertical:absolute;mso-position-vertical-relative:text;mso-height-percent:0;mso-height-relative:margin;v-text-anchor:middle" o:gfxdata="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" filled="f" strokecolor="black [3213]" strokeweight="1pt"/>
+            </w:pict>
+          </mc:Fallback>
+        </mc:AlternateContent>
+      </w:r>
+      <w:r>
+        <w:rPr>
+          <w:rFonts w:ascii="Times New Roman" w:hAnsi="Times New Roman" w:cs="Times New Roman"/>
+        </w:rPr>
+        <w:t xml:space="preserve">Сумма углов </w:t>
+      </w:r>
+      <w:r>
+        <w:rPr>
+          <w:rFonts w:ascii="Times New Roman" w:hAnsi="Times New Roman" w:cs="Times New Roman"/>
+        </w:rPr>
+        <w:t>мно</w:t>
+      </w:r>
+      <w:r>
+        <w:rPr>
+          <w:rFonts w:ascii="Times New Roman" w:hAnsi="Times New Roman" w:cs="Times New Roman"/>
+        </w:rPr>
+        <w:t>го</w:t>
+      </w:r>
+      <w:r>
+        <w:rPr>
+          <w:rFonts w:ascii="Times New Roman" w:hAnsi="Times New Roman" w:cs="Times New Roman"/>
+        </w:rPr>
+        <w:t>уго</w:t>
+      </w:r>
+      <w:r>
+        <w:rPr>
+          <w:rFonts w:ascii="Times New Roman" w:hAnsi="Times New Roman" w:cs="Times New Roman"/>
+        </w:rPr>
+        <w:t>льника</w:t>
+      </w:r>
+      <w:r>
+        <w:rPr>
+          <w:rFonts w:ascii="Times New Roman" w:hAnsi="Times New Roman" w:cs="Times New Roman"/>
+        </w:rPr>
+        <w:t>.</w:t>
+      </w:r>
+    </w:p>
+    <w:p>
+      <w:pPr>
+        <w:rPr>
+          <w:rFonts w:ascii="Times New Roman" w:hAnsi="Times New Roman" w:cs="Times New Roman"/>
+          <w:sz w:val="36"/>
+          <w:szCs w:val="36"/>
+          <w:lang w:bidi="he-IL"/>
+        </w:rPr>
+      </w:pPr>
+      <w:r>
+        <w:rPr>
+          <w:rFonts w:ascii="Times New Roman" w:hAnsi="Times New Roman" w:cs="Times New Roman"/>
+          <w:sz w:val="36"/>
+          <w:szCs w:val="36"/>
+          <w:lang w:bidi="he-IL"/>
+        </w:rPr>
+        <w:t xml:space="preserve">1)                     </w:t>
+      </w:r>
+      <w:r>
+        <w:rPr>
+          <w:rFonts w:ascii="Times New Roman" w:hAnsi="Times New Roman" w:cs="Times New Roman"/>
+          <w:sz w:val="36"/>
+          <w:szCs w:val="36"/>
+          <w:lang w:val="en-US" w:bidi="he-IL"/>
+        </w:rPr>
+        <w:t>n</w:t>
+      </w:r>
+      <w:r>
+        <w:rPr>
+          <w:rFonts w:ascii="Times New Roman" w:hAnsi="Times New Roman" w:cs="Times New Roman"/>
+          <w:sz w:val="36"/>
+          <w:szCs w:val="36"/>
+          <w:lang w:bidi="he-IL"/>
+        </w:rPr>
+        <w:t xml:space="preserve"> = 3, </w:t>
+      </w:r>
+      <w:r>
+        <w:rPr>
+          <w:rFonts w:ascii="Times New Roman" w:hAnsi="Times New Roman" w:cs="Times New Roman"/>
+          <w:sz w:val="36"/>
+          <w:szCs w:val="36"/>
+          <w:lang w:val="en-US" w:bidi="he-IL"/>
+        </w:rPr>
+        <w:t>d</w:t>
+      </w:r>
+      <w:r>
+        <w:rPr>
+          <w:rFonts w:ascii="Times New Roman" w:hAnsi="Times New Roman" w:cs="Times New Roman"/>
+          <w:sz w:val="36"/>
+          <w:szCs w:val="36"/>
+          <w:lang w:bidi="he-IL"/>
+        </w:rPr>
+        <w:t>= 0</w:t>
+      </w:r>
+    </w:p>
+    <w:p>
+      <w:pPr>
+        <w:rPr>
+          <w:rFonts w:ascii="Times New Roman" w:hAnsi="Times New Roman" w:cs="Times New Roman"/>
+          <w:color w:val="000000" w:themeColor="text1"/>
+          <w:sz w:val="36"/>
+          <w:szCs w:val="36"/>
+          <w:shd w:val="clear" w:color="auto" w:fill="FFFFFF"/>
+          <w:lang w:val="en-US"/>
+        </w:rPr>
+      </w:pPr>
+      <w:r>
+        <w:rPr>
+          <w:rFonts w:ascii="Times New Roman" w:hAnsi="Times New Roman" w:cs="Times New Roman"/>
+          <w:noProof/>
+          <w:color w:val="000000" w:themeColor="text1"/>
+          <w:sz w:val="36"/>
+          <w:szCs w:val="36"/>
+          <w:lang w:bidi="he-IL"/>
+        </w:rPr>
+        <mc:AlternateContent>
+          <mc:Choice Requires="wps">
+            <w:drawing>
+              <wp:anchor distT="0" distB="0" distL="114300" distR="114300" simplePos="0" relativeHeight="251800576" behindDoc="0" locked="0" layoutInCell="1" allowOverlap="1" wp14:anchorId="5F0B864C" wp14:editId="1D120D35">
+                <wp:simplePos x="0" y="0"/>
+                <wp:positionH relativeFrom="column">
+                  <wp:posOffset>306705</wp:posOffset>
+                </wp:positionH>
+                <wp:positionV relativeFrom="paragraph">
+                  <wp:posOffset>318135</wp:posOffset>
+                </wp:positionV>
+                <wp:extent cx="752475" cy="561975"/>
+                <wp:effectExtent l="133350" t="95250" r="123825" b="0"/>
+                <wp:wrapNone/>
+                <wp:docPr id="1426018127" name="Isosceles Triangle 130"/>
+                <wp:cNvGraphicFramePr/>
+                <a:graphic xmlns:a="http://schemas.openxmlformats.org/drawingml/2006/main">
+                  <a:graphicData uri="http://schemas.microsoft.com/office/word/2010/wordprocessingShape">
+                    <wps:wsp>
+                      <wps:cNvSpPr/>
+                      <wps:spPr>
+                        <a:xfrm rot="6565782">
+                          <a:off x="0" y="0"/>
+                          <a:ext cx="752475" cy="561975"/>
+                        </a:xfrm>
+                        <a:prstGeom prst="triangle">
+                          <a:avLst>
+                            <a:gd name="adj" fmla="val 9351"/>
+                          </a:avLst>
+                        </a:prstGeom>
+                        <a:noFill/>
+                        <a:ln>
+                          <a:solidFill>
+                            <a:schemeClr val="tx1"/>
+                          </a:solidFill>
+                        </a:ln>
+                      </wps:spPr>
+                      <wps:style>
+                        <a:lnRef idx="2">
+                          <a:schemeClr val="accent1">
+                            <a:shade val="15000"/>
+                          </a:schemeClr>
+                        </a:lnRef>
+                        <a:fillRef idx="1">
+                          <a:schemeClr val="accent1"/>
+                        </a:fillRef>
+                        <a:effectRef idx="0">
+                          <a:schemeClr val="accent1"/>
+                        </a:effectRef>
+                        <a:fontRef idx="minor">
+                          <a:schemeClr val="lt1"/>
+                        </a:fontRef>
+                      </wps:style>
+                      <wps:bodyPr rot="0" spcFirstLastPara="0" vertOverflow="overflow" horzOverflow="overflow" vert="horz" wrap="square" lIns="91440" tIns="45720" rIns="91440" bIns="45720" numCol="1" spcCol="0" rtlCol="0" fromWordArt="0" anchor="ctr" anchorCtr="0" forceAA="0" compatLnSpc="1">
+                        <a:prstTxWarp prst="textNoShape">
+                          <a:avLst/>
+                        </a:prstTxWarp>
+                        <a:noAutofit/>
+                      </wps:bodyPr>
+                    </wps:wsp>
+                  </a:graphicData>
+                </a:graphic>
+                <wp14:sizeRelH relativeFrom="margin">
+                  <wp14:pctWidth>0</wp14:pctWidth>
+                </wp14:sizeRelH>
+                <wp14:sizeRelV relativeFrom="margin">
+                  <wp14:pctHeight>0</wp14:pctHeight>
+                </wp14:sizeRelV>
+              </wp:anchor>
+            </w:drawing>
+          </mc:Choice>
+          <mc:Fallback>
+            <w:pict>
+              <v:shape w14:anchorId="7EFD5201" id="Isosceles Triangle 130" o:spid="_x0000_s1026" type="#_x0000_t5" style="position:absolute;margin-left:24.15pt;margin-top:25.05pt;width:59.25pt;height:44.25pt;rotation:7171585fd;z-index:251800576;visibility:visible;mso-wrap-style:square;mso-width-percent:0;mso-height-percent:0;mso-wrap-distance-left:9pt;mso-wrap-distance-top:0;mso-wrap-distance-right:9pt;mso-wrap-distance-bottom:0;mso-position-horizontal:absolute;mso-position-horizontal-relative:text;mso-position-vertical:absolute;mso-position-vertical-relative:text;mso-width-percent:0;mso-height-percent:0;mso-width-relative:margin;mso-height-relative:margin;v-text-anchor:middle" o:gfxdata="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" adj="2020" filled="f" strokecolor="black [3213]" strokeweight="1pt"/>
+            </w:pict>
+          </mc:Fallback>
+        </mc:AlternateContent>
+      </w:r>
+      <w:r>
+        <w:rPr>
+          <w:rFonts w:ascii="Times New Roman" w:hAnsi="Times New Roman" w:cs="Times New Roman"/>
+          <w:noProof/>
+          <w:color w:val="000000" w:themeColor="text1"/>
+          <w:sz w:val="36"/>
+          <w:szCs w:val="36"/>
+          <w:lang w:bidi="he-IL"/>
+        </w:rPr>
+        <mc:AlternateContent>
+          <mc:Choice Requires="wps">
+            <w:drawing>
+              <wp:anchor distT="0" distB="0" distL="114300" distR="114300" simplePos="0" relativeHeight="251797504" behindDoc="0" locked="0" layoutInCell="1" allowOverlap="1" wp14:anchorId="130807AE" wp14:editId="5891721C">
+                <wp:simplePos x="0" y="0"/>
+                <wp:positionH relativeFrom="column">
+                  <wp:posOffset>259080</wp:posOffset>
+                </wp:positionH>
+                <wp:positionV relativeFrom="paragraph">
+                  <wp:posOffset>22860</wp:posOffset>
+                </wp:positionV>
+                <wp:extent cx="95250" cy="85725"/>
+                <wp:effectExtent l="0" t="0" r="19050" b="28575"/>
+                <wp:wrapNone/>
+                <wp:docPr id="157240312" name="Oval 128"/>
+                <wp:cNvGraphicFramePr/>
+                <a:graphic xmlns:a="http://schemas.openxmlformats.org/drawingml/2006/main">
+                  <a:graphicData uri="http://schemas.microsoft.com/office/word/2010/wordprocessingShape">
+                    <wps:wsp>
+                      <wps:cNvSpPr/>
+                      <wps:spPr>
+                        <a:xfrm>
+                          <a:off x="0" y="0"/>
+                          <a:ext cx="95250" cy="85725"/>
+                        </a:xfrm>
+                        <a:prstGeom prst="ellipse">
+                          <a:avLst/>
+                        </a:prstGeom>
+                      </wps:spPr>
+                      <wps:style>
+                        <a:lnRef idx="2">
+                          <a:schemeClr val="dk1">
+                            <a:shade val="15000"/>
+                          </a:schemeClr>
+                        </a:lnRef>
+                        <a:fillRef idx="1">
+                          <a:schemeClr val="dk1"/>
+                        </a:fillRef>
+                        <a:effectRef idx="0">
+                          <a:schemeClr val="dk1"/>
+                        </a:effectRef>
+                        <a:fontRef idx="minor">
+                          <a:schemeClr val="lt1"/>
+                        </a:fontRef>
+                      </wps:style>
+                      <wps:bodyPr rot="0" spcFirstLastPara="0" vertOverflow="overflow" horzOverflow="overflow" vert="horz" wrap="square" lIns="91440" tIns="45720" rIns="91440" bIns="45720" numCol="1" spcCol="0" rtlCol="0" fromWordArt="0" anchor="ctr" anchorCtr="0" forceAA="0" compatLnSpc="1">
+                        <a:prstTxWarp prst="textNoShape">
+                          <a:avLst/>
+                        </a:prstTxWarp>
+                        <a:noAutofit/>
+                      </wps:bodyPr>
+                    </wps:wsp>
+                  </a:graphicData>
+                </a:graphic>
+              </wp:anchor>
+            </w:drawing>
+          </mc:Choice>
+          <mc:Fallback>
+            <w:pict>
+              <v:oval w14:anchorId="3475A8B5" id="Oval 128" o:spid="_x0000_s1026" style="position:absolute;margin-left:20.4pt;margin-top:1.8pt;width:7.5pt;height:6.75pt;z-index:251797504;visibility:visible;mso-wrap-style:square;mso-wrap-distance-left:9pt;mso-wrap-distance-top:0;mso-wrap-distance-right:9pt;mso-wrap-distance-bottom:0;mso-position-horizontal:absolute;mso-position-horizontal-relative:text;mso-position-vertical:absolute;mso-position-vertical-relative:text;v-text-anchor:middle" o:gfxdata="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" fillcolor="black [3200]" strokecolor="black [480]" strokeweight="1pt">
+                <v:stroke joinstyle="miter"/>
+              </v:oval>
+            </w:pict>
+          </mc:Fallback>
+        </mc:AlternateContent>
+      </w:r>
+      <w:r>
+        <w:rPr>
+          <w:rFonts w:ascii="Times New Roman" w:hAnsi="Times New Roman" w:cs="Times New Roman"/>
+          <w:color w:val="000000" w:themeColor="text1"/>
+          <w:sz w:val="36"/>
+          <w:szCs w:val="36"/>
+          <w:lang w:val="en-US" w:bidi="he-IL"/>
+        </w:rPr>
+        <w:t xml:space="preserve">                       S = 180 </w:t>
+      </w:r>
+      <w:proofErr w:type="gramStart"/>
+      <w:r>
+        <w:rPr>
+          <w:rFonts w:ascii="Times New Roman" w:hAnsi="Times New Roman" w:cs="Times New Roman"/>
+          <w:color w:val="000000" w:themeColor="text1"/>
+          <w:sz w:val="36"/>
+          <w:szCs w:val="36"/>
+          <w:rtl/>
+          <w:lang w:bidi="he-IL"/>
+        </w:rPr>
+        <w:t>֩</w:t>
+      </w:r>
+      <w:r>
+        <w:rPr>
+          <w:rFonts w:ascii="Times New Roman" w:hAnsi="Times New Roman" w:cs="Times New Roman"/>
+          <w:color w:val="000000" w:themeColor="text1"/>
+          <w:sz w:val="36"/>
+          <w:szCs w:val="36"/>
+          <w:lang w:val="en-US" w:bidi="he-IL"/>
+        </w:rPr>
+        <w:t xml:space="preserve">  </w:t>
+      </w:r>
+      <w:r>
+        <w:rPr>
+          <w:rFonts w:ascii="Times New Roman" w:hAnsi="Times New Roman" w:cs="Times New Roman"/>
+          <w:color w:val="000000" w:themeColor="text1"/>
+          <w:sz w:val="36"/>
+          <w:szCs w:val="36"/>
+          <w:shd w:val="clear" w:color="auto" w:fill="FFFFFF"/>
+          <w:lang w:val="en-US"/>
+        </w:rPr>
+        <w:t>∆</w:t>
+      </w:r>
+      <w:proofErr w:type="gramEnd"/>
+      <w:r>
+        <w:rPr>
+          <w:rFonts w:ascii="Times New Roman" w:hAnsi="Times New Roman" w:cs="Times New Roman"/>
+          <w:color w:val="000000" w:themeColor="text1"/>
+          <w:sz w:val="36"/>
+          <w:szCs w:val="36"/>
+          <w:shd w:val="clear" w:color="auto" w:fill="FFFFFF"/>
+          <w:lang w:val="en-US"/>
+        </w:rPr>
+        <w:t xml:space="preserve"> </w:t>
+      </w:r>
+      <w:proofErr w:type="gramStart"/>
+      <w:r>
+        <w:rPr>
+          <w:rFonts w:ascii="Times New Roman" w:hAnsi="Times New Roman" w:cs="Times New Roman"/>
+          <w:color w:val="000000" w:themeColor="text1"/>
+          <w:sz w:val="36"/>
+          <w:szCs w:val="36"/>
+          <w:shd w:val="clear" w:color="auto" w:fill="FFFFFF"/>
+          <w:lang w:val="en-US"/>
+        </w:rPr>
+        <w:t>=  1</w:t>
+      </w:r>
+      <w:proofErr w:type="gramEnd"/>
+    </w:p>
+    <w:p>
+      <w:pPr>
+        <w:rPr>
+          <w:rFonts w:ascii="Times New Roman" w:hAnsi="Times New Roman" w:cs="Times New Roman"/>
+          <w:color w:val="000000" w:themeColor="text1"/>
+          <w:sz w:val="36"/>
+          <w:szCs w:val="36"/>
+          <w:lang w:val="en-US" w:bidi="he-IL"/>
+        </w:rPr>
+      </w:pPr>
+      <w:r>
+        <w:rPr>
+          <w:rFonts w:ascii="Times New Roman" w:hAnsi="Times New Roman" w:cs="Times New Roman"/>
+          <w:noProof/>
+          <w:color w:val="000000" w:themeColor="text1"/>
+          <w:sz w:val="36"/>
+          <w:szCs w:val="36"/>
+          <w:lang w:bidi="he-IL"/>
+        </w:rPr>
+        <mc:AlternateContent>
+          <mc:Choice Requires="wps">
+            <w:drawing>
+              <wp:anchor distT="0" distB="0" distL="114300" distR="114300" simplePos="0" relativeHeight="251801600" behindDoc="0" locked="0" layoutInCell="1" allowOverlap="1" wp14:anchorId="2C7B29DF" wp14:editId="20C20BDC">
+                <wp:simplePos x="0" y="0"/>
+                <wp:positionH relativeFrom="column">
+                  <wp:posOffset>259081</wp:posOffset>
+                </wp:positionH>
+                <wp:positionV relativeFrom="paragraph">
+                  <wp:posOffset>8890</wp:posOffset>
+                </wp:positionV>
+                <wp:extent cx="1028700" cy="485775"/>
+                <wp:effectExtent l="38100" t="19050" r="38100" b="28575"/>
+                <wp:wrapNone/>
+                <wp:docPr id="780178595" name="Isosceles Triangle 131"/>
+                <wp:cNvGraphicFramePr/>
+                <a:graphic xmlns:a="http://schemas.openxmlformats.org/drawingml/2006/main">
+                  <a:graphicData uri="http://schemas.microsoft.com/office/word/2010/wordprocessingShape">
+                    <wps:wsp>
+                      <wps:cNvSpPr/>
+                      <wps:spPr>
+                        <a:xfrm>
+                          <a:off x="0" y="0"/>
+                          <a:ext cx="1028700" cy="485775"/>
+                        </a:xfrm>
+                        <a:prstGeom prst="triangle">
+                          <a:avLst>
+                            <a:gd name="adj" fmla="val 75243"/>
+                          </a:avLst>
+                        </a:prstGeom>
+                        <a:noFill/>
+                        <a:ln>
+                          <a:solidFill>
+                            <a:schemeClr val="tx1"/>
+                          </a:solidFill>
+                        </a:ln>
+                      </wps:spPr>
+                      <wps:style>
+                        <a:lnRef idx="2">
+                          <a:schemeClr val="accent1">
+                            <a:shade val="15000"/>
+                          </a:schemeClr>
+                        </a:lnRef>
+                        <a:fillRef idx="1">
+                          <a:schemeClr val="accent1"/>
+                        </a:fillRef>
+                        <a:effectRef idx="0">
+                          <a:schemeClr val="accent1"/>
+                        </a:effectRef>
+                        <a:fontRef idx="minor">
+                          <a:schemeClr val="lt1"/>
+                        </a:fontRef>
+                      </wps:style>
+                      <wps:bodyPr rot="0" spcFirstLastPara="0" vertOverflow="overflow" horzOverflow="overflow" vert="horz" wrap="square" lIns="91440" tIns="45720" rIns="91440" bIns="45720" numCol="1" spcCol="0" rtlCol="0" fromWordArt="0" anchor="ctr" anchorCtr="0" forceAA="0" compatLnSpc="1">
+                        <a:prstTxWarp prst="textNoShape">
+                          <a:avLst/>
+                        </a:prstTxWarp>
+                        <a:noAutofit/>
+                      </wps:bodyPr>
+                    </wps:wsp>
+                  </a:graphicData>
+                </a:graphic>
+                <wp14:sizeRelH relativeFrom="margin">
+                  <wp14:pctWidth>0</wp14:pctWidth>
+                </wp14:sizeRelH>
+              </wp:anchor>
+            </w:drawing>
+          </mc:Choice>
+          <mc:Fallback>
+            <w:pict>
+              <v:shape w14:anchorId="6485222D" id="Isosceles Triangle 131" o:spid="_x0000_s1026" type="#_x0000_t5" style="position:absolute;margin-left:20.4pt;margin-top:.7pt;width:81pt;height:38.25pt;z-index:251801600;visibility:visible;mso-wrap-style:square;mso-width-percent:0;mso-wrap-distance-left:9pt;mso-wrap-distance-top:0;mso-wrap-distance-right:9pt;mso-wrap-distance-bottom:0;mso-position-horizontal:absolute;mso-position-horizontal-relative:text;mso-position-vertical:absolute;mso-position-vertical-relative:text;mso-width-percent:0;mso-width-relative:margin;v-text-anchor:middle" o:gfxdata="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" adj="16252" filled="f" strokecolor="black [3213]" strokeweight="1pt"/>
+            </w:pict>
+          </mc:Fallback>
+        </mc:AlternateContent>
+      </w:r>
+      <w:r>
+        <w:rPr>
+          <w:rFonts w:ascii="Times New Roman" w:hAnsi="Times New Roman" w:cs="Times New Roman"/>
+          <w:color w:val="000000" w:themeColor="text1"/>
+          <w:sz w:val="36"/>
+          <w:szCs w:val="36"/>
+          <w:lang w:val="en-US" w:bidi="he-IL"/>
+        </w:rPr>
+        <w:t>2</w:t>
+      </w:r>
+      <w:r>
+        <w:rPr>
+          <w:rFonts w:ascii="Times New Roman" w:hAnsi="Times New Roman" w:cs="Times New Roman"/>
+          <w:color w:val="000000" w:themeColor="text1"/>
+          <w:sz w:val="36"/>
+          <w:szCs w:val="36"/>
+          <w:lang w:val="en-US" w:bidi="he-IL"/>
+        </w:rPr>
+        <w:t xml:space="preserve">)                     n = </w:t>
+      </w:r>
+      <w:r>
+        <w:rPr>
+          <w:rFonts w:ascii="Times New Roman" w:hAnsi="Times New Roman" w:cs="Times New Roman"/>
+          <w:color w:val="000000" w:themeColor="text1"/>
+          <w:sz w:val="36"/>
+          <w:szCs w:val="36"/>
+          <w:lang w:val="en-US" w:bidi="he-IL"/>
+        </w:rPr>
+        <w:t>4</w:t>
+      </w:r>
+      <w:r>
+        <w:rPr>
+          <w:rFonts w:ascii="Times New Roman" w:hAnsi="Times New Roman" w:cs="Times New Roman"/>
+          <w:color w:val="000000" w:themeColor="text1"/>
+          <w:sz w:val="36"/>
+          <w:szCs w:val="36"/>
+          <w:lang w:val="en-US" w:bidi="he-IL"/>
+        </w:rPr>
+        <w:t xml:space="preserve">, d= </w:t>
+      </w:r>
+      <w:r>
+        <w:rPr>
+          <w:rFonts w:ascii="Times New Roman" w:hAnsi="Times New Roman" w:cs="Times New Roman"/>
+          <w:color w:val="000000" w:themeColor="text1"/>
+          <w:sz w:val="36"/>
+          <w:szCs w:val="36"/>
+          <w:lang w:val="en-US" w:bidi="he-IL"/>
+        </w:rPr>
+        <w:t>1          S = 2·180 = 360</w:t>
+      </w:r>
+      <w:r>
+        <w:rPr>
+          <w:rFonts w:ascii="Times New Roman" w:hAnsi="Times New Roman" w:cs="Times New Roman"/>
+          <w:color w:val="000000" w:themeColor="text1"/>
+          <w:sz w:val="36"/>
+          <w:szCs w:val="36"/>
+          <w:rtl/>
+          <w:lang w:val="en-US" w:bidi="he-IL"/>
+        </w:rPr>
+        <w:t>֩</w:t>
+      </w:r>
+    </w:p>
+    <w:p>
+      <w:pPr>
+        <w:rPr>
+          <w:rFonts w:ascii="Times New Roman" w:hAnsi="Times New Roman" w:cs="Times New Roman"/>
+          <w:color w:val="000000" w:themeColor="text1"/>
+          <w:sz w:val="36"/>
+          <w:szCs w:val="36"/>
+          <w:shd w:val="clear" w:color="auto" w:fill="FFFFFF"/>
+          <w:lang w:val="en-US"/>
+        </w:rPr>
+      </w:pPr>
+      <w:r>
+        <w:rPr>
+          <w:rFonts w:ascii="Times New Roman" w:hAnsi="Times New Roman" w:cs="Times New Roman"/>
+          <w:noProof/>
+          <w:color w:val="000000" w:themeColor="text1"/>
+          <w:sz w:val="36"/>
+          <w:szCs w:val="36"/>
+          <w:lang w:bidi="he-IL"/>
+        </w:rPr>
+        <mc:AlternateContent>
+          <mc:Choice Requires="wps">
+            <w:drawing>
+              <wp:anchor distT="0" distB="0" distL="114300" distR="114300" simplePos="0" relativeHeight="251799552" behindDoc="0" locked="0" layoutInCell="1" allowOverlap="1" wp14:anchorId="1E984F57" wp14:editId="73B541D6">
+                <wp:simplePos x="0" y="0"/>
+                <wp:positionH relativeFrom="column">
+                  <wp:posOffset>259080</wp:posOffset>
+                </wp:positionH>
+                <wp:positionV relativeFrom="paragraph">
+                  <wp:posOffset>22860</wp:posOffset>
+                </wp:positionV>
+                <wp:extent cx="95250" cy="85725"/>
+                <wp:effectExtent l="0" t="0" r="19050" b="28575"/>
+                <wp:wrapNone/>
+                <wp:docPr id="2001731328" name="Oval 128"/>
+                <wp:cNvGraphicFramePr/>
+                <a:graphic xmlns:a="http://schemas.openxmlformats.org/drawingml/2006/main">
+                  <a:graphicData uri="http://schemas.microsoft.com/office/word/2010/wordprocessingShape">
+                    <wps:wsp>
+                      <wps:cNvSpPr/>
+                      <wps:spPr>
+                        <a:xfrm>
+                          <a:off x="0" y="0"/>
+                          <a:ext cx="95250" cy="85725"/>
+                        </a:xfrm>
+                        <a:prstGeom prst="ellipse">
+                          <a:avLst/>
+                        </a:prstGeom>
+                      </wps:spPr>
+                      <wps:style>
+                        <a:lnRef idx="2">
+                          <a:schemeClr val="dk1">
+                            <a:shade val="15000"/>
+                          </a:schemeClr>
+                        </a:lnRef>
+                        <a:fillRef idx="1">
+                          <a:schemeClr val="dk1"/>
+                        </a:fillRef>
+                        <a:effectRef idx="0">
+                          <a:schemeClr val="dk1"/>
+                        </a:effectRef>
+                        <a:fontRef idx="minor">
+                          <a:schemeClr val="lt1"/>
+                        </a:fontRef>
+                      </wps:style>
+                      <wps:bodyPr rot="0" spcFirstLastPara="0" vertOverflow="overflow" horzOverflow="overflow" vert="horz" wrap="square" lIns="91440" tIns="45720" rIns="91440" bIns="45720" numCol="1" spcCol="0" rtlCol="0" fromWordArt="0" anchor="ctr" anchorCtr="0" forceAA="0" compatLnSpc="1">
+                        <a:prstTxWarp prst="textNoShape">
+                          <a:avLst/>
+                        </a:prstTxWarp>
+                        <a:noAutofit/>
+                      </wps:bodyPr>
+                    </wps:wsp>
+                  </a:graphicData>
+                </a:graphic>
+              </wp:anchor>
+            </w:drawing>
+          </mc:Choice>
+          <mc:Fallback>
+            <w:pict>
+              <v:oval w14:anchorId="521AFD61" id="Oval 128" o:spid="_x0000_s1026" style="position:absolute;margin-left:20.4pt;margin-top:1.8pt;width:7.5pt;height:6.75pt;z-index:251799552;visibility:visible;mso-wrap-style:square;mso-wrap-distance-left:9pt;mso-wrap-distance-top:0;mso-wrap-distance-right:9pt;mso-wrap-distance-bottom:0;mso-position-horizontal:absolute;mso-position-horizontal-relative:text;mso-position-vertical:absolute;mso-position-vertical-relative:text;v-text-anchor:middle" o:gfxdata="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" fillcolor="black [3200]" strokecolor="black [480]" strokeweight="1pt">
+                <v:stroke joinstyle="miter"/>
+              </v:oval>
+            </w:pict>
+          </mc:Fallback>
+        </mc:AlternateContent>
+      </w:r>
+      <w:r>
+        <w:rPr>
+          <w:rFonts w:ascii="Times New Roman" w:hAnsi="Times New Roman" w:cs="Times New Roman"/>
+          <w:color w:val="000000" w:themeColor="text1"/>
+          <w:sz w:val="36"/>
+          <w:szCs w:val="36"/>
+          <w:lang w:val="en-US" w:bidi="he-IL"/>
+        </w:rPr>
+        <w:t xml:space="preserve">                        </w:t>
+      </w:r>
+      <w:r>
+        <w:rPr>
+          <w:rFonts w:ascii="Times New Roman" w:hAnsi="Times New Roman" w:cs="Times New Roman"/>
+          <w:color w:val="000000" w:themeColor="text1"/>
+          <w:sz w:val="36"/>
+          <w:szCs w:val="36"/>
+          <w:shd w:val="clear" w:color="auto" w:fill="FFFFFF"/>
+          <w:lang w:val="en-US"/>
+        </w:rPr>
+        <w:t xml:space="preserve">∆ </w:t>
+      </w:r>
+      <w:proofErr w:type="gramStart"/>
+      <w:r>
+        <w:rPr>
+          <w:rFonts w:ascii="Times New Roman" w:hAnsi="Times New Roman" w:cs="Times New Roman"/>
+          <w:color w:val="000000" w:themeColor="text1"/>
+          <w:sz w:val="36"/>
+          <w:szCs w:val="36"/>
+          <w:shd w:val="clear" w:color="auto" w:fill="FFFFFF"/>
+          <w:lang w:val="en-US"/>
+        </w:rPr>
+        <w:t xml:space="preserve">=  </w:t>
+      </w:r>
+      <w:r>
+        <w:rPr>
+          <w:rFonts w:ascii="Times New Roman" w:hAnsi="Times New Roman" w:cs="Times New Roman"/>
+          <w:color w:val="000000" w:themeColor="text1"/>
+          <w:sz w:val="36"/>
+          <w:szCs w:val="36"/>
+          <w:shd w:val="clear" w:color="auto" w:fill="FFFFFF"/>
+          <w:lang w:val="en-US"/>
+        </w:rPr>
+        <w:t>2</w:t>
+      </w:r>
+      <w:proofErr w:type="gramEnd"/>
+    </w:p>
+    <w:p>
+      <w:pPr>
+        <w:rPr>
+          <w:rFonts w:ascii="Times New Roman" w:hAnsi="Times New Roman" w:cs="Times New Roman"/>
+          <w:color w:val="000000" w:themeColor="text1"/>
+          <w:sz w:val="36"/>
+          <w:szCs w:val="36"/>
+          <w:lang w:val="en-US" w:bidi="he-IL"/>
+        </w:rPr>
+      </w:pPr>
+      <w:r>
+        <w:rPr>
+          <w:rFonts w:ascii="Times New Roman" w:hAnsi="Times New Roman" w:cs="Times New Roman"/>
+          <w:noProof/>
+          <w:color w:val="000000" w:themeColor="text1"/>
+          <w:sz w:val="36"/>
+          <w:szCs w:val="36"/>
+          <w:lang w:bidi="he-IL"/>
+        </w:rPr>
+        <mc:AlternateContent>
+          <mc:Choice Requires="wps">
+            <w:drawing>
+              <wp:anchor distT="0" distB="0" distL="114300" distR="114300" simplePos="0" relativeHeight="251804672" behindDoc="0" locked="0" layoutInCell="1" allowOverlap="1" wp14:anchorId="59696A31" wp14:editId="245DF26C">
+                <wp:simplePos x="0" y="0"/>
+                <wp:positionH relativeFrom="column">
+                  <wp:posOffset>306705</wp:posOffset>
+                </wp:positionH>
+                <wp:positionV relativeFrom="paragraph">
+                  <wp:posOffset>252095</wp:posOffset>
+                </wp:positionV>
+                <wp:extent cx="1076325" cy="485775"/>
+                <wp:effectExtent l="38100" t="19050" r="47625" b="28575"/>
+                <wp:wrapNone/>
+                <wp:docPr id="1392772048" name="Isosceles Triangle 131"/>
+                <wp:cNvGraphicFramePr/>
+                <a:graphic xmlns:a="http://schemas.openxmlformats.org/drawingml/2006/main">
+                  <a:graphicData uri="http://schemas.microsoft.com/office/word/2010/wordprocessingShape">
+                    <wps:wsp>
+                      <wps:cNvSpPr/>
+                      <wps:spPr>
+                        <a:xfrm>
+                          <a:off x="0" y="0"/>
+                          <a:ext cx="1076325" cy="485775"/>
+                        </a:xfrm>
+                        <a:prstGeom prst="triangle">
+                          <a:avLst>
+                            <a:gd name="adj" fmla="val 73391"/>
+                          </a:avLst>
+                        </a:prstGeom>
+                        <a:noFill/>
+                        <a:ln>
+                          <a:solidFill>
+                            <a:schemeClr val="tx1"/>
+                          </a:solidFill>
+                        </a:ln>
+                      </wps:spPr>
+                      <wps:style>
+                        <a:lnRef idx="2">
+                          <a:schemeClr val="accent1">
+                            <a:shade val="15000"/>
+                          </a:schemeClr>
+                        </a:lnRef>
+                        <a:fillRef idx="1">
+                          <a:schemeClr val="accent1"/>
+                        </a:fillRef>
+                        <a:effectRef idx="0">
+                          <a:schemeClr val="accent1"/>
+                        </a:effectRef>
+                        <a:fontRef idx="minor">
+                          <a:schemeClr val="lt1"/>
+                        </a:fontRef>
+                      </wps:style>
+                      <wps:bodyPr rot="0" spcFirstLastPara="0" vertOverflow="overflow" horzOverflow="overflow" vert="horz" wrap="square" lIns="91440" tIns="45720" rIns="91440" bIns="45720" numCol="1" spcCol="0" rtlCol="0" fromWordArt="0" anchor="ctr" anchorCtr="0" forceAA="0" compatLnSpc="1">
+                        <a:prstTxWarp prst="textNoShape">
+                          <a:avLst/>
+                        </a:prstTxWarp>
+                        <a:noAutofit/>
+                      </wps:bodyPr>
+                    </wps:wsp>
+                  </a:graphicData>
+                </a:graphic>
+                <wp14:sizeRelH relativeFrom="margin">
+                  <wp14:pctWidth>0</wp14:pctWidth>
+                </wp14:sizeRelH>
+              </wp:anchor>
+            </w:drawing>
+          </mc:Choice>
+          <mc:Fallback>
+            <w:pict>
+              <v:shape w14:anchorId="79749A23" id="Isosceles Triangle 131" o:spid="_x0000_s1026" type="#_x0000_t5" style="position:absolute;margin-left:24.15pt;margin-top:19.85pt;width:84.75pt;height:38.25pt;z-index:251804672;visibility:visible;mso-wrap-style:square;mso-width-percent:0;mso-wrap-distance-left:9pt;mso-wrap-distance-top:0;mso-wrap-distance-right:9pt;mso-wrap-distance-bottom:0;mso-position-horizontal:absolute;mso-position-horizontal-relative:text;mso-position-vertical:absolute;mso-position-vertical-relative:text;mso-width-percent:0;mso-width-relative:margin;v-text-anchor:middle" o:gfxdata="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" adj="15852" filled="f" strokecolor="black [3213]" strokeweight="1pt"/>
+            </w:pict>
+          </mc:Fallback>
+        </mc:AlternateContent>
+      </w:r>
+      <w:r>
+        <w:rPr>
+          <w:rFonts w:ascii="Times New Roman" w:hAnsi="Times New Roman" w:cs="Times New Roman"/>
+          <w:noProof/>
+          <w:color w:val="000000" w:themeColor="text1"/>
+          <w:sz w:val="36"/>
+          <w:szCs w:val="36"/>
+          <w:lang w:bidi="he-IL"/>
+        </w:rPr>
+        <mc:AlternateContent>
+          <mc:Choice Requires="wps">
+            <w:drawing>
+              <wp:anchor distT="0" distB="0" distL="114300" distR="114300" simplePos="0" relativeHeight="251803648" behindDoc="0" locked="0" layoutInCell="1" allowOverlap="1" wp14:anchorId="42555838" wp14:editId="2F18CE3D">
+                <wp:simplePos x="0" y="0"/>
+                <wp:positionH relativeFrom="column">
+                  <wp:posOffset>361950</wp:posOffset>
+                </wp:positionH>
+                <wp:positionV relativeFrom="paragraph">
+                  <wp:posOffset>179070</wp:posOffset>
+                </wp:positionV>
+                <wp:extent cx="752475" cy="561975"/>
+                <wp:effectExtent l="133350" t="95250" r="123825" b="0"/>
+                <wp:wrapNone/>
+                <wp:docPr id="1297624631" name="Isosceles Triangle 130"/>
+                <wp:cNvGraphicFramePr/>
+                <a:graphic xmlns:a="http://schemas.openxmlformats.org/drawingml/2006/main">
+                  <a:graphicData uri="http://schemas.microsoft.com/office/word/2010/wordprocessingShape">
+                    <wps:wsp>
+                      <wps:cNvSpPr/>
+                      <wps:spPr>
+                        <a:xfrm rot="6565782">
+                          <a:off x="0" y="0"/>
+                          <a:ext cx="752475" cy="561975"/>
+                        </a:xfrm>
+                        <a:prstGeom prst="triangle">
+                          <a:avLst>
+                            <a:gd name="adj" fmla="val 9351"/>
+                          </a:avLst>
+                        </a:prstGeom>
+                        <a:noFill/>
+                        <a:ln>
+                          <a:solidFill>
+                            <a:schemeClr val="tx1"/>
+                          </a:solidFill>
+                        </a:ln>
+                      </wps:spPr>
+                      <wps:style>
+                        <a:lnRef idx="2">
+                          <a:schemeClr val="accent1">
+                            <a:shade val="15000"/>
+                          </a:schemeClr>
+                        </a:lnRef>
+                        <a:fillRef idx="1">
+                          <a:schemeClr val="accent1"/>
+                        </a:fillRef>
+                        <a:effectRef idx="0">
+                          <a:schemeClr val="accent1"/>
+                        </a:effectRef>
+                        <a:fontRef idx="minor">
+                          <a:schemeClr val="lt1"/>
+                        </a:fontRef>
+                      </wps:style>
+                      <wps:bodyPr rot="0" spcFirstLastPara="0" vertOverflow="overflow" horzOverflow="overflow" vert="horz" wrap="square" lIns="91440" tIns="45720" rIns="91440" bIns="45720" numCol="1" spcCol="0" rtlCol="0" fromWordArt="0" anchor="ctr" anchorCtr="0" forceAA="0" compatLnSpc="1">
+                        <a:prstTxWarp prst="textNoShape">
+                          <a:avLst/>
+                        </a:prstTxWarp>
+                        <a:noAutofit/>
+                      </wps:bodyPr>
+                    </wps:wsp>
+                  </a:graphicData>
+                </a:graphic>
+                <wp14:sizeRelH relativeFrom="margin">
+                  <wp14:pctWidth>0</wp14:pctWidth>
+                </wp14:sizeRelH>
+                <wp14:sizeRelV relativeFrom="margin">
+                  <wp14:pctHeight>0</wp14:pctHeight>
+                </wp14:sizeRelV>
+              </wp:anchor>
+            </w:drawing>
+          </mc:Choice>
+          <mc:Fallback>
+            <w:pict>
+              <v:shape w14:anchorId="55502AD1" id="Isosceles Triangle 130" o:spid="_x0000_s1026" type="#_x0000_t5" style="position:absolute;margin-left:28.5pt;margin-top:14.1pt;width:59.25pt;height:44.25pt;rotation:7171585fd;z-index:251803648;visibility:visible;mso-wrap-style:square;mso-width-percent:0;mso-height-percent:0;mso-wrap-distance-left:9pt;mso-wrap-distance-top:0;mso-wrap-distance-right:9pt;mso-wrap-distance-bottom:0;mso-position-horizontal:absolute;mso-position-horizontal-relative:text;mso-position-vertical:absolute;mso-position-vertical-relative:text;mso-width-percent:0;mso-height-percent:0;mso-width-relative:margin;mso-height-relative:margin;v-text-anchor:middle" o:gfxdata="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" adj="2020" filled="f" strokecolor="black [3213]" strokeweight="1pt"/>
+            </w:pict>
+          </mc:Fallback>
+        </mc:AlternateContent>
+      </w:r>
+      <w:r>
+        <w:rPr>
+          <w:rFonts w:ascii="Times New Roman" w:hAnsi="Times New Roman" w:cs="Times New Roman"/>
+          <w:color w:val="000000" w:themeColor="text1"/>
+          <w:sz w:val="36"/>
+          <w:szCs w:val="36"/>
+          <w:lang w:val="en-US" w:bidi="he-IL"/>
+        </w:rPr>
+        <w:t xml:space="preserve">3)                      n = 5, d = </w:t>
+      </w:r>
+      <w:proofErr w:type="gramStart"/>
+      <w:r>
+        <w:rPr>
+          <w:rFonts w:ascii="Times New Roman" w:hAnsi="Times New Roman" w:cs="Times New Roman"/>
+          <w:color w:val="000000" w:themeColor="text1"/>
+          <w:sz w:val="36"/>
+          <w:szCs w:val="36"/>
+          <w:lang w:val="en-US" w:bidi="he-IL"/>
+        </w:rPr>
+        <w:t xml:space="preserve">2,   </w:t>
+      </w:r>
+      <w:proofErr w:type="gramEnd"/>
+      <w:r>
+        <w:rPr>
+          <w:rFonts w:ascii="Times New Roman" w:hAnsi="Times New Roman" w:cs="Times New Roman"/>
+          <w:color w:val="000000" w:themeColor="text1"/>
+          <w:sz w:val="36"/>
+          <w:szCs w:val="36"/>
+          <w:lang w:val="en-US" w:bidi="he-IL"/>
+        </w:rPr>
+        <w:t xml:space="preserve">     S = 3</w:t>
+      </w:r>
+      <w:r>
+        <w:rPr>
+          <w:rFonts w:ascii="Times New Roman" w:hAnsi="Times New Roman" w:cs="Times New Roman"/>
+          <w:color w:val="000000" w:themeColor="text1"/>
+          <w:sz w:val="36"/>
+          <w:szCs w:val="36"/>
+          <w:lang w:val="en-US" w:bidi="he-IL"/>
+        </w:rPr>
+        <w:t xml:space="preserve">·180 = </w:t>
+      </w:r>
+      <w:r>
+        <w:rPr>
+          <w:rFonts w:ascii="Times New Roman" w:hAnsi="Times New Roman" w:cs="Times New Roman"/>
+          <w:color w:val="000000" w:themeColor="text1"/>
+          <w:sz w:val="36"/>
+          <w:szCs w:val="36"/>
+          <w:lang w:val="en-US" w:bidi="he-IL"/>
+        </w:rPr>
+        <w:t>54</w:t>
+      </w:r>
+      <w:r>
+        <w:rPr>
+          <w:rFonts w:ascii="Times New Roman" w:hAnsi="Times New Roman" w:cs="Times New Roman"/>
+          <w:color w:val="000000" w:themeColor="text1"/>
+          <w:sz w:val="36"/>
+          <w:szCs w:val="36"/>
+          <w:lang w:val="en-US" w:bidi="he-IL"/>
+        </w:rPr>
+        <w:t>0</w:t>
+      </w:r>
+      <w:r>
+        <w:rPr>
+          <w:rFonts w:ascii="Times New Roman" w:hAnsi="Times New Roman" w:cs="Times New Roman"/>
+          <w:color w:val="000000" w:themeColor="text1"/>
+          <w:sz w:val="36"/>
+          <w:szCs w:val="36"/>
+          <w:rtl/>
+          <w:lang w:val="en-US" w:bidi="he-IL"/>
+        </w:rPr>
+        <w:t>֩</w:t>
+      </w:r>
+    </w:p>
+    <w:p>
+      <w:pPr>
+        <w:rPr>
+          <w:rFonts w:ascii="Times New Roman" w:hAnsi="Times New Roman" w:cs="Times New Roman"/>
+          <w:color w:val="000000" w:themeColor="text1"/>
+          <w:sz w:val="36"/>
+          <w:szCs w:val="36"/>
+          <w:shd w:val="clear" w:color="auto" w:fill="FFFFFF"/>
+          <w:lang w:val="en-US"/>
+        </w:rPr>
+      </w:pPr>
+      <w:r>
+        <w:rPr>
+          <w:rFonts w:ascii="Times New Roman" w:hAnsi="Times New Roman" w:cs="Times New Roman"/>
+          <w:noProof/>
+          <w:color w:val="000000" w:themeColor="text1"/>
+          <w:sz w:val="36"/>
+          <w:szCs w:val="36"/>
+        </w:rPr>
+        <mc:AlternateContent>
+          <mc:Choice Requires="wps">
+            <w:drawing>
+              <wp:anchor distT="0" distB="0" distL="114300" distR="114300" simplePos="0" relativeHeight="251805696" behindDoc="0" locked="0" layoutInCell="1" allowOverlap="1" wp14:anchorId="3C1FC100" wp14:editId="399CCA40">
+                <wp:simplePos x="0" y="0"/>
+                <wp:positionH relativeFrom="column">
+                  <wp:posOffset>316230</wp:posOffset>
+                </wp:positionH>
+                <wp:positionV relativeFrom="paragraph">
+                  <wp:posOffset>348615</wp:posOffset>
+                </wp:positionV>
+                <wp:extent cx="1066800" cy="361950"/>
+                <wp:effectExtent l="38100" t="0" r="38100" b="38100"/>
+                <wp:wrapNone/>
+                <wp:docPr id="1956138233" name="Isosceles Triangle 132"/>
+                <wp:cNvGraphicFramePr/>
+                <a:graphic xmlns:a="http://schemas.openxmlformats.org/drawingml/2006/main">
+                  <a:graphicData uri="http://schemas.microsoft.com/office/word/2010/wordprocessingShape">
+                    <wps:wsp>
+                      <wps:cNvSpPr/>
+                      <wps:spPr>
+                        <a:xfrm flipV="1">
+                          <a:off x="0" y="0"/>
+                          <a:ext cx="1066800" cy="361950"/>
+                        </a:xfrm>
+                        <a:prstGeom prst="triangle">
+                          <a:avLst>
+                            <a:gd name="adj" fmla="val 56458"/>
+                          </a:avLst>
+                        </a:prstGeom>
+                        <a:noFill/>
+                        <a:ln>
+                          <a:solidFill>
+                            <a:schemeClr val="tx1"/>
+                          </a:solidFill>
+                        </a:ln>
+                      </wps:spPr>
+                      <wps:style>
+                        <a:lnRef idx="2">
+                          <a:schemeClr val="accent1">
+                            <a:shade val="15000"/>
+                          </a:schemeClr>
+                        </a:lnRef>
+                        <a:fillRef idx="1">
+                          <a:schemeClr val="accent1"/>
+                        </a:fillRef>
+                        <a:effectRef idx="0">
+                          <a:schemeClr val="accent1"/>
+                        </a:effectRef>
+                        <a:fontRef idx="minor">
+                          <a:schemeClr val="lt1"/>
+                        </a:fontRef>
+                      </wps:style>
+                      <wps:bodyPr rot="0" spcFirstLastPara="0" vertOverflow="overflow" horzOverflow="overflow" vert="horz" wrap="square" lIns="91440" tIns="45720" rIns="91440" bIns="45720" numCol="1" spcCol="0" rtlCol="0" fromWordArt="0" anchor="ctr" anchorCtr="0" forceAA="0" compatLnSpc="1">
+                        <a:prstTxWarp prst="textNoShape">
+                          <a:avLst/>
+                        </a:prstTxWarp>
+                        <a:noAutofit/>
+                      </wps:bodyPr>
+                    </wps:wsp>
+                  </a:graphicData>
+                </a:graphic>
+                <wp14:sizeRelH relativeFrom="margin">
+                  <wp14:pctWidth>0</wp14:pctWidth>
+                </wp14:sizeRelH>
+                <wp14:sizeRelV relativeFrom="margin">
+                  <wp14:pctHeight>0</wp14:pctHeight>
+                </wp14:sizeRelV>
+              </wp:anchor>
+            </w:drawing>
+          </mc:Choice>
+          <mc:Fallback>
+            <w:pict>
+              <v:shape w14:anchorId="1FF79EE0" id="Isosceles Triangle 132" o:spid="_x0000_s1026" type="#_x0000_t5" style="position:absolute;margin-left:24.9pt;margin-top:27.45pt;width:84pt;height:28.5pt;flip:y;z-index:251805696;visibility:visible;mso-wrap-style:square;mso-width-percent:0;mso-height-percent:0;mso-wrap-distance-left:9pt;mso-wrap-distance-top:0;mso-wrap-distance-right:9pt;mso-wrap-distance-bottom:0;mso-position-horizontal:absolute;mso-position-horizontal-relative:text;mso-position-vertical:absolute;mso-position-vertical-relative:text;mso-width-percent:0;mso-height-percent:0;mso-width-relative:margin;mso-height-relative:margin;v-text-anchor:middle" o:gfxdata="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" adj="12195" filled="f" strokecolor="black [3213]" strokeweight="1pt"/>
+            </w:pict>
+          </mc:Fallback>
+        </mc:AlternateContent>
+      </w:r>
+      <w:r>
+        <w:rPr>
+          <w:rFonts w:ascii="Times New Roman" w:hAnsi="Times New Roman" w:cs="Times New Roman"/>
+          <w:noProof/>
+          <w:color w:val="000000" w:themeColor="text1"/>
+          <w:sz w:val="36"/>
+          <w:szCs w:val="36"/>
+        </w:rPr>
+        <mc:AlternateContent>
+          <mc:Choice Requires="wps">
+            <w:drawing>
+              <wp:anchor distT="0" distB="0" distL="114300" distR="114300" simplePos="0" relativeHeight="251806720" behindDoc="0" locked="0" layoutInCell="1" allowOverlap="1" wp14:anchorId="1C25D27D" wp14:editId="787D73DA">
+                <wp:simplePos x="0" y="0"/>
+                <wp:positionH relativeFrom="column">
+                  <wp:posOffset>288356</wp:posOffset>
+                </wp:positionH>
+                <wp:positionV relativeFrom="paragraph">
+                  <wp:posOffset>295275</wp:posOffset>
+                </wp:positionV>
+                <wp:extent cx="128204" cy="114300"/>
+                <wp:effectExtent l="0" t="0" r="24765" b="19050"/>
+                <wp:wrapNone/>
+                <wp:docPr id="1857116629" name="Oval 133"/>
+                <wp:cNvGraphicFramePr/>
+                <a:graphic xmlns:a="http://schemas.openxmlformats.org/drawingml/2006/main">
+                  <a:graphicData uri="http://schemas.microsoft.com/office/word/2010/wordprocessingShape">
+                    <wps:wsp>
+                      <wps:cNvSpPr/>
+                      <wps:spPr>
+                        <a:xfrm>
+                          <a:off x="0" y="0"/>
+                          <a:ext cx="128204" cy="114300"/>
+                        </a:xfrm>
+                        <a:prstGeom prst="ellipse">
+                          <a:avLst/>
+                        </a:prstGeom>
+                      </wps:spPr>
+                      <wps:style>
+                        <a:lnRef idx="2">
+                          <a:schemeClr val="dk1">
+                            <a:shade val="15000"/>
+                          </a:schemeClr>
+                        </a:lnRef>
+                        <a:fillRef idx="1">
+                          <a:schemeClr val="dk1"/>
+                        </a:fillRef>
+                        <a:effectRef idx="0">
+                          <a:schemeClr val="dk1"/>
+                        </a:effectRef>
+                        <a:fontRef idx="minor">
+                          <a:schemeClr val="lt1"/>
+                        </a:fontRef>
+                      </wps:style>
+                      <wps:bodyPr rot="0" spcFirstLastPara="0" vertOverflow="overflow" horzOverflow="overflow" vert="horz" wrap="square" lIns="91440" tIns="45720" rIns="91440" bIns="45720" numCol="1" spcCol="0" rtlCol="0" fromWordArt="0" anchor="ctr" anchorCtr="0" forceAA="0" compatLnSpc="1">
+                        <a:prstTxWarp prst="textNoShape">
+                          <a:avLst/>
+                        </a:prstTxWarp>
+                        <a:noAutofit/>
+                      </wps:bodyPr>
+                    </wps:wsp>
+                  </a:graphicData>
+                </a:graphic>
+                <wp14:sizeRelH relativeFrom="margin">
+                  <wp14:pctWidth>0</wp14:pctWidth>
+                </wp14:sizeRelH>
+              </wp:anchor>
+            </w:drawing>
+          </mc:Choice>
+          <mc:Fallback>
+            <w:pict>
+              <v:oval w14:anchorId="4BA73577" id="Oval 133" o:spid="_x0000_s1026" style="position:absolute;margin-left:22.7pt;margin-top:23.25pt;width:10.1pt;height:9pt;z-index:251806720;visibility:visible;mso-wrap-style:square;mso-width-percent:0;mso-wrap-distance-left:9pt;mso-wrap-distance-top:0;mso-wrap-distance-right:9pt;mso-wrap-distance-bottom:0;mso-position-horizontal:absolute;mso-position-horizontal-relative:text;mso-position-vertical:absolute;mso-position-vertical-relative:text;mso-width-percent:0;mso-width-relative:margin;v-text-anchor:middle" o:gfxdata="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" fillcolor="black [3200]" strokecolor="black [480]" strokeweight="1pt">
+                <v:stroke joinstyle="miter"/>
+              </v:oval>
+            </w:pict>
+          </mc:Fallback>
+        </mc:AlternateContent>
+      </w:r>
+      <w:r>
+        <w:rPr>
+          <w:rFonts w:ascii="Times New Roman" w:hAnsi="Times New Roman" w:cs="Times New Roman"/>
+          <w:color w:val="000000" w:themeColor="text1"/>
+          <w:sz w:val="36"/>
+          <w:szCs w:val="36"/>
+          <w:lang w:val="en-US"/>
+        </w:rPr>
+        <w:t xml:space="preserve">                              </w:t>
+      </w:r>
+      <w:r>
+        <w:rPr>
+          <w:rFonts w:ascii="Times New Roman" w:hAnsi="Times New Roman" w:cs="Times New Roman"/>
+          <w:color w:val="000000" w:themeColor="text1"/>
+          <w:sz w:val="36"/>
+          <w:szCs w:val="36"/>
+          <w:shd w:val="clear" w:color="auto" w:fill="FFFFFF"/>
+          <w:lang w:val="en-US"/>
+        </w:rPr>
+        <w:t xml:space="preserve">∆ </w:t>
+      </w:r>
+      <w:proofErr w:type="gramStart"/>
+      <w:r>
+        <w:rPr>
+          <w:rFonts w:ascii="Times New Roman" w:hAnsi="Times New Roman" w:cs="Times New Roman"/>
+          <w:color w:val="000000" w:themeColor="text1"/>
+          <w:sz w:val="36"/>
+          <w:szCs w:val="36"/>
+          <w:shd w:val="clear" w:color="auto" w:fill="FFFFFF"/>
+          <w:lang w:val="en-US"/>
+        </w:rPr>
+        <w:t xml:space="preserve">=  </w:t>
+      </w:r>
+      <w:r>
+        <w:rPr>
+          <w:rFonts w:ascii="Times New Roman" w:hAnsi="Times New Roman" w:cs="Times New Roman"/>
+          <w:color w:val="000000" w:themeColor="text1"/>
+          <w:sz w:val="36"/>
+          <w:szCs w:val="36"/>
+          <w:shd w:val="clear" w:color="auto" w:fill="FFFFFF"/>
+          <w:lang w:val="en-US"/>
+        </w:rPr>
+        <w:t>3</w:t>
+      </w:r>
+      <w:proofErr w:type="gramEnd"/>
+    </w:p>
+    <w:p>
+      <w:pPr>
+        <w:rPr>
+          <w:rFonts w:ascii="Times New Roman" w:hAnsi="Times New Roman" w:cs="Times New Roman"/>
+          <w:color w:val="000000" w:themeColor="text1"/>
+          <w:sz w:val="36"/>
+          <w:szCs w:val="36"/>
+          <w:shd w:val="clear" w:color="auto" w:fill="FFFFFF"/>
+          <w:lang w:val="en-US"/>
+        </w:rPr>
+      </w:pPr>
+    </w:p>
+    <w:p>
+      <w:pPr>
+        <w:rPr>
+          <w:rFonts w:ascii="Times New Roman" w:hAnsi="Times New Roman" w:cs="Times New Roman"/>
+          <w:sz w:val="36"/>
+          <w:szCs w:val="36"/>
+          <w:lang w:bidi="he-IL"/>
+        </w:rPr>
+      </w:pPr>
+      <w:r>
+        <w:rPr>
+          <w:rFonts w:ascii="Times New Roman" w:hAnsi="Times New Roman" w:cs="Times New Roman"/>
+          <w:color w:val="000000" w:themeColor="text1"/>
+          <w:sz w:val="36"/>
+          <w:szCs w:val="36"/>
+          <w:shd w:val="clear" w:color="auto" w:fill="FFFFFF"/>
+        </w:rPr>
+        <w:t xml:space="preserve">4) </w:t>
+      </w:r>
+      <w:r>
+        <w:rPr>
+          <w:rFonts w:ascii="Times New Roman" w:hAnsi="Times New Roman" w:cs="Times New Roman"/>
+          <w:color w:val="000000" w:themeColor="text1"/>
+          <w:sz w:val="36"/>
+          <w:szCs w:val="36"/>
+          <w:shd w:val="clear" w:color="auto" w:fill="FFFFFF"/>
+          <w:lang w:val="en-US"/>
+        </w:rPr>
+        <w:t>S</w:t>
+      </w:r>
+      <w:r>
+        <w:rPr>
+          <w:rFonts w:ascii="Times New Roman" w:hAnsi="Times New Roman" w:cs="Times New Roman"/>
+          <w:color w:val="000000" w:themeColor="text1"/>
+          <w:sz w:val="36"/>
+          <w:szCs w:val="36"/>
+          <w:shd w:val="clear" w:color="auto" w:fill="FFFFFF"/>
+        </w:rPr>
+        <w:t xml:space="preserve">ₙ = </w:t>
+      </w:r>
+      <w:r>
+        <w:rPr>
+          <w:rFonts w:ascii="Times New Roman" w:hAnsi="Times New Roman" w:cs="Times New Roman"/>
+          <w:sz w:val="36"/>
+          <w:szCs w:val="36"/>
+          <w:lang w:bidi="he-IL"/>
+        </w:rPr>
+        <w:t>180</w:t>
+      </w:r>
+      <w:r>
+        <w:rPr>
+          <w:rFonts w:ascii="Times New Roman" w:hAnsi="Times New Roman" w:cs="Times New Roman"/>
+          <w:sz w:val="36"/>
+          <w:szCs w:val="36"/>
+          <w:rtl/>
+          <w:lang w:bidi="he-IL"/>
+        </w:rPr>
+        <w:t>֩</w:t>
+      </w:r>
+      <w:r>
+        <w:rPr>
+          <w:rFonts w:ascii="Times New Roman" w:hAnsi="Times New Roman" w:cs="Times New Roman"/>
+          <w:sz w:val="36"/>
+          <w:szCs w:val="36"/>
+          <w:lang w:bidi="he-IL"/>
+        </w:rPr>
+        <w:t xml:space="preserve"> - (</w:t>
+      </w:r>
+      <w:r>
+        <w:rPr>
+          <w:rFonts w:ascii="Times New Roman" w:hAnsi="Times New Roman" w:cs="Times New Roman"/>
+          <w:sz w:val="36"/>
+          <w:szCs w:val="36"/>
+          <w:lang w:val="en-US" w:bidi="he-IL"/>
+        </w:rPr>
+        <w:t>n</w:t>
+      </w:r>
+      <w:r>
+        <w:rPr>
+          <w:rFonts w:ascii="Times New Roman" w:hAnsi="Times New Roman" w:cs="Times New Roman"/>
+          <w:sz w:val="36"/>
+          <w:szCs w:val="36"/>
+          <w:lang w:bidi="he-IL"/>
+        </w:rPr>
+        <w:t>-2)</w:t>
+      </w:r>
+    </w:p>
+    <w:p>
+      <w:pPr>
+        <w:rPr>
+          <w:rFonts w:ascii="Times New Roman" w:hAnsi="Times New Roman" w:cs="Times New Roman"/>
+          <w:color w:val="000000" w:themeColor="text1"/>
+          <w:sz w:val="36"/>
+          <w:szCs w:val="36"/>
+          <w:lang w:val="en-US"/>
+        </w:rPr>
+      </w:pPr>
+      <w:r>
+        <w:rPr>
+          <w:rFonts w:ascii="Times New Roman" w:hAnsi="Times New Roman" w:cs="Times New Roman"/>
+          <w:color w:val="000000" w:themeColor="text1"/>
+          <w:sz w:val="36"/>
+          <w:szCs w:val="36"/>
+        </w:rPr>
+        <w:t xml:space="preserve">5) </w:t>
+      </w:r>
+      <w:proofErr w:type="gramStart"/>
+      <w:r>
+        <w:rPr>
+          <w:rFonts w:ascii="Times New Roman" w:hAnsi="Times New Roman" w:cs="Times New Roman"/>
+          <w:color w:val="000000" w:themeColor="text1"/>
+          <w:sz w:val="36"/>
+          <w:szCs w:val="36"/>
+        </w:rPr>
+        <w:t>Например :</w:t>
+      </w:r>
+      <w:proofErr w:type="gramEnd"/>
+      <w:r>
+        <w:rPr>
+          <w:rFonts w:ascii="Times New Roman" w:hAnsi="Times New Roman" w:cs="Times New Roman"/>
+          <w:color w:val="000000" w:themeColor="text1"/>
+          <w:sz w:val="36"/>
+          <w:szCs w:val="36"/>
+        </w:rPr>
+        <w:t xml:space="preserve"> 102 угольник     </w:t>
+      </w:r>
+      <w:r>
+        <w:rPr>
+          <w:rFonts w:ascii="Times New Roman" w:hAnsi="Times New Roman" w:cs="Times New Roman"/>
+          <w:color w:val="000000" w:themeColor="text1"/>
+          <w:sz w:val="36"/>
+          <w:szCs w:val="36"/>
+          <w:lang w:val="en-US"/>
+        </w:rPr>
+        <w:t xml:space="preserve">S </w:t>
+      </w:r>
+      <w:proofErr w:type="gramStart"/>
+      <w:r>
+        <w:rPr>
+          <w:rFonts w:ascii="Times New Roman" w:hAnsi="Times New Roman" w:cs="Times New Roman"/>
+          <w:color w:val="000000" w:themeColor="text1"/>
+          <w:sz w:val="36"/>
+          <w:szCs w:val="36"/>
+          <w:lang w:val="en-US"/>
+        </w:rPr>
+        <w:t>= ?</w:t>
+      </w:r>
+      <w:proofErr w:type="gramEnd"/>
+    </w:p>
+    <w:p>
+      <w:pPr>
+        <w:rPr>
+          <w:rFonts w:ascii="Times New Roman" w:hAnsi="Times New Roman" w:cs="Times New Roman"/>
+          <w:color w:val="000000" w:themeColor="text1"/>
+          <w:sz w:val="36"/>
+          <w:szCs w:val="36"/>
+          <w:lang w:val="en-US" w:bidi="he-IL"/>
+        </w:rPr>
+      </w:pPr>
+      <w:r>
+        <w:rPr>
+          <w:rFonts w:ascii="Times New Roman" w:hAnsi="Times New Roman" w:cs="Times New Roman"/>
+          <w:color w:val="000000" w:themeColor="text1"/>
+          <w:sz w:val="36"/>
+          <w:szCs w:val="36"/>
+          <w:lang w:val="en-US"/>
+        </w:rPr>
+        <w:tab/>
+        <w:t>S = (102-</w:t>
+      </w:r>
+      <w:proofErr w:type="gramStart"/>
+      <w:r>
+        <w:rPr>
+          <w:rFonts w:ascii="Times New Roman" w:hAnsi="Times New Roman" w:cs="Times New Roman"/>
+          <w:color w:val="000000" w:themeColor="text1"/>
+          <w:sz w:val="36"/>
+          <w:szCs w:val="36"/>
+          <w:lang w:val="en-US"/>
+        </w:rPr>
+        <w:t>2)·</w:t>
+      </w:r>
+      <w:proofErr w:type="gramEnd"/>
+      <w:r>
+        <w:rPr>
+          <w:rFonts w:ascii="Times New Roman" w:hAnsi="Times New Roman" w:cs="Times New Roman"/>
+          <w:color w:val="000000" w:themeColor="text1"/>
+          <w:sz w:val="36"/>
+          <w:szCs w:val="36"/>
+          <w:lang w:val="en-US"/>
+        </w:rPr>
+        <w:t>180 = 18000</w:t>
+      </w:r>
+      <w:r>
+        <w:rPr>
+          <w:rFonts w:ascii="Times New Roman" w:hAnsi="Times New Roman" w:cs="Times New Roman"/>
+          <w:color w:val="000000" w:themeColor="text1"/>
+          <w:sz w:val="36"/>
+          <w:szCs w:val="36"/>
+          <w:rtl/>
+          <w:lang w:val="en-US" w:bidi="he-IL"/>
+        </w:rPr>
+        <w:t>֩</w:t>
+      </w:r>
+    </w:p>
+    <w:p>
+      <w:pPr>
+        <w:rPr>
+          <w:rFonts w:ascii="Times New Roman" w:hAnsi="Times New Roman" w:cs="Times New Roman"/>
+          <w:color w:val="000000" w:themeColor="text1"/>
+          <w:sz w:val="36"/>
+          <w:szCs w:val="36"/>
+          <w:lang w:val="en-US" w:bidi="he-IL"/>
+        </w:rPr>
+      </w:pPr>
+    </w:p>
+    <w:p>
+      <w:pPr>
+        <w:pStyle w:val="Title"/>
+        <w:jc w:val="center"/>
+        <w:rPr>
+          <w:rFonts w:ascii="Times New Roman" w:hAnsi="Times New Roman" w:cs="Times New Roman"/>
+        </w:rPr>
+      </w:pPr>
+      <w:r>
+        <w:rPr>
+          <w:rFonts w:ascii="Times New Roman" w:hAnsi="Times New Roman" w:cs="Times New Roman"/>
+        </w:rPr>
+        <w:t xml:space="preserve">Внешний угол </w:t>
+      </w:r>
+      <w:r>
+        <w:rPr>
+          <w:rFonts w:ascii="Times New Roman" w:hAnsi="Times New Roman" w:cs="Times New Roman"/>
+        </w:rPr>
+        <w:t>треугольника</w:t>
+      </w:r>
+      <w:r>
+        <w:rPr>
+          <w:rFonts w:ascii="Times New Roman" w:hAnsi="Times New Roman" w:cs="Times New Roman"/>
+        </w:rPr>
+        <w:t>.</w:t>
+      </w:r>
+    </w:p>
+    <w:p>
+      <w:pPr>
+        <w:rPr>
+          <w:rFonts w:ascii="Times New Roman" w:hAnsi="Times New Roman" w:cs="Times New Roman"/>
+          <w:color w:val="000000" w:themeColor="text1"/>
+          <w:sz w:val="36"/>
+          <w:szCs w:val="36"/>
+          <w:lang w:bidi="he-IL"/>
+        </w:rPr>
+      </w:pPr>
+      <w:r>
+        <w:rPr>
+          <w:rFonts w:ascii="Times New Roman" w:hAnsi="Times New Roman" w:cs="Times New Roman"/>
+          <w:color w:val="000000" w:themeColor="text1"/>
+          <w:sz w:val="36"/>
+          <w:szCs w:val="36"/>
+          <w:lang w:bidi="he-IL"/>
+        </w:rPr>
+        <w:t>1) Внешним углом треугольника называется угол, смежный с каким-нибудь углом этого треугольника.</w:t>
+      </w:r>
+    </w:p>
+    <w:p>
+      <w:pPr>
+        <w:rPr>
+          <w:rFonts w:ascii="Times New Roman" w:hAnsi="Times New Roman" w:cs="Times New Roman"/>
+          <w:color w:val="000000" w:themeColor="text1"/>
+          <w:sz w:val="36"/>
+          <w:szCs w:val="36"/>
+        </w:rPr>
+      </w:pPr>
+      <w:r>
+        <w:rPr>
+          <w:rFonts w:ascii="Times New Roman" w:hAnsi="Times New Roman" w:cs="Times New Roman"/>
+          <w:color w:val="000000" w:themeColor="text1"/>
+          <w:sz w:val="36"/>
+          <w:szCs w:val="36"/>
+        </w:rPr>
+        <w:lastRenderedPageBreak/>
+        <w:t xml:space="preserve">2) Свойство внешнего угла: </w:t>
+      </w:r>
+    </w:p>
+    <w:p>
+      <w:pPr>
+        <w:ind w:firstLine="708"/>
+        <w:rPr>
+          <w:rFonts w:ascii="Times New Roman" w:hAnsi="Times New Roman" w:cs="Times New Roman"/>
+          <w:color w:val="000000" w:themeColor="text1"/>
+          <w:sz w:val="36"/>
+          <w:szCs w:val="36"/>
+        </w:rPr>
+      </w:pPr>
+      <w:r>
+        <w:rPr>
+          <w:rFonts w:ascii="Times New Roman" w:hAnsi="Times New Roman" w:cs="Times New Roman"/>
+          <w:color w:val="000000" w:themeColor="text1"/>
+          <w:sz w:val="36"/>
+          <w:szCs w:val="36"/>
+        </w:rPr>
+        <w:t>Внешний угол треугольника равен сумме двух углов у треугольника, не смежных с ним.</w:t>
+      </w:r>
+    </w:p>
+    <w:p>
+      <w:pPr>
+        <w:rPr>
+          <w:rFonts w:ascii="Times New Roman" w:hAnsi="Times New Roman" w:cs="Times New Roman"/>
+          <w:color w:val="000000" w:themeColor="text1"/>
+          <w:sz w:val="36"/>
+          <w:szCs w:val="36"/>
+        </w:rPr>
+      </w:pPr>
+      <w:r>
+        <w:rPr>
+          <w:rFonts w:ascii="Times New Roman" w:hAnsi="Times New Roman" w:cs="Times New Roman"/>
+          <w:color w:val="000000" w:themeColor="text1"/>
+          <w:sz w:val="36"/>
+          <w:szCs w:val="36"/>
+        </w:rPr>
+        <w:t xml:space="preserve">3) Следствие: </w:t>
+      </w:r>
+    </w:p>
+    <w:p>
+      <w:pPr>
+        <w:ind w:left="705"/>
+        <w:rPr>
+          <w:rFonts w:ascii="Times New Roman" w:hAnsi="Times New Roman" w:cs="Times New Roman"/>
+          <w:color w:val="000000" w:themeColor="text1"/>
+          <w:sz w:val="36"/>
+          <w:szCs w:val="36"/>
+        </w:rPr>
+      </w:pPr>
+      <w:r>
+        <w:rPr>
+          <w:rFonts w:ascii="Times New Roman" w:hAnsi="Times New Roman" w:cs="Times New Roman"/>
+          <w:color w:val="000000" w:themeColor="text1"/>
+          <w:sz w:val="36"/>
+          <w:szCs w:val="36"/>
+        </w:rPr>
+        <w:t xml:space="preserve">Внешний угол треугольника больше любого внутреннего угла этого треугольника, не смежного с ним. </w:t>
+      </w:r>
+    </w:p>
+    <w:p>
+      <w:pPr>
+        <w:rPr>
+          <w:rFonts w:ascii="Times New Roman" w:hAnsi="Times New Roman" w:cs="Times New Roman"/>
+          <w:color w:val="000000" w:themeColor="text1"/>
+          <w:sz w:val="36"/>
+          <w:szCs w:val="36"/>
+        </w:rPr>
+      </w:pPr>
+    </w:p>
+    <w:p>
+      <w:pPr>
+        <w:pStyle w:val="Title"/>
+        <w:jc w:val="center"/>
+        <w:rPr>
+          <w:rFonts w:ascii="Times New Roman" w:hAnsi="Times New Roman" w:cs="Times New Roman"/>
+        </w:rPr>
+      </w:pPr>
+      <w:r>
+        <w:rPr>
+          <w:rFonts w:ascii="Times New Roman" w:hAnsi="Times New Roman" w:cs="Times New Roman"/>
+        </w:rPr>
+        <w:t>Признаки равенства треугольника</w:t>
+      </w:r>
+      <w:r>
+        <w:rPr>
+          <w:rFonts w:ascii="Times New Roman" w:hAnsi="Times New Roman" w:cs="Times New Roman"/>
+        </w:rPr>
+        <w:t>.</w:t>
+      </w:r>
+    </w:p>
+    <w:p>
+      <w:pPr>
+        <w:rPr>
+          <w:rFonts w:ascii="Times New Roman" w:hAnsi="Times New Roman" w:cs="Times New Roman"/>
+          <w:color w:val="000000" w:themeColor="text1"/>
+          <w:sz w:val="36"/>
+          <w:szCs w:val="36"/>
+        </w:rPr>
+      </w:pPr>
+      <w:r>
+        <w:rPr>
+          <w:rFonts w:ascii="Times New Roman" w:hAnsi="Times New Roman" w:cs="Times New Roman"/>
+          <w:color w:val="000000" w:themeColor="text1"/>
+          <w:sz w:val="36"/>
+          <w:szCs w:val="36"/>
+        </w:rPr>
+        <w:t xml:space="preserve">1) </w:t>
+      </w:r>
+      <w:r>
+        <w:rPr>
+          <w:rFonts w:ascii="Times New Roman" w:hAnsi="Times New Roman" w:cs="Times New Roman"/>
+          <w:color w:val="000000" w:themeColor="text1"/>
+          <w:sz w:val="36"/>
+          <w:szCs w:val="36"/>
+          <w:lang w:val="en-US"/>
+        </w:rPr>
+        <w:t>Th</w:t>
+      </w:r>
+      <w:proofErr w:type="gramStart"/>
+      <w:r>
+        <w:rPr>
+          <w:rFonts w:ascii="Times New Roman" w:hAnsi="Times New Roman" w:cs="Times New Roman"/>
+          <w:color w:val="000000" w:themeColor="text1"/>
+          <w:sz w:val="36"/>
+          <w:szCs w:val="36"/>
+        </w:rPr>
+        <w:t xml:space="preserve">: </w:t>
+      </w:r>
+      <w:r>
+        <w:rPr>
+          <w:rFonts w:ascii="Times New Roman" w:hAnsi="Times New Roman" w:cs="Times New Roman"/>
+          <w:color w:val="000000" w:themeColor="text1"/>
+          <w:sz w:val="36"/>
+          <w:szCs w:val="36"/>
+        </w:rPr>
+        <w:t>Если</w:t>
+      </w:r>
+      <w:proofErr w:type="gramEnd"/>
+      <w:r>
+        <w:rPr>
+          <w:rFonts w:ascii="Times New Roman" w:hAnsi="Times New Roman" w:cs="Times New Roman"/>
+          <w:color w:val="000000" w:themeColor="text1"/>
+          <w:sz w:val="36"/>
+          <w:szCs w:val="36"/>
+        </w:rPr>
+        <w:t xml:space="preserve"> 2 стороны и угол между ними одного треугольника соответственно равны 2 сторонам и углу между ними другого треугольника, то такие треугольники равны.</w:t>
+      </w:r>
+    </w:p>
+    <w:p>
+      <w:pPr>
+        <w:rPr>
+          <w:rFonts w:ascii="Times New Roman" w:hAnsi="Times New Roman" w:cs="Times New Roman"/>
+          <w:color w:val="000000" w:themeColor="text1"/>
+          <w:sz w:val="36"/>
+          <w:szCs w:val="36"/>
+        </w:rPr>
+      </w:pPr>
+      <w:r>
+        <w:rPr>
+          <w:rFonts w:ascii="Times New Roman" w:hAnsi="Times New Roman" w:cs="Times New Roman"/>
+          <w:color w:val="000000" w:themeColor="text1"/>
+          <w:sz w:val="36"/>
+          <w:szCs w:val="36"/>
+        </w:rPr>
+        <w:t xml:space="preserve">2) </w:t>
+      </w:r>
+      <w:r>
+        <w:rPr>
+          <w:rFonts w:ascii="Times New Roman" w:hAnsi="Times New Roman" w:cs="Times New Roman"/>
+          <w:color w:val="000000" w:themeColor="text1"/>
+          <w:sz w:val="36"/>
+          <w:szCs w:val="36"/>
+          <w:lang w:val="en-US"/>
+        </w:rPr>
+        <w:t>Th</w:t>
+      </w:r>
+      <w:proofErr w:type="gramStart"/>
+      <w:r>
+        <w:rPr>
+          <w:rFonts w:ascii="Times New Roman" w:hAnsi="Times New Roman" w:cs="Times New Roman"/>
+          <w:color w:val="000000" w:themeColor="text1"/>
+          <w:sz w:val="36"/>
+          <w:szCs w:val="36"/>
+        </w:rPr>
+        <w:t xml:space="preserve">: </w:t>
+      </w:r>
+      <w:r>
+        <w:rPr>
+          <w:rFonts w:ascii="Times New Roman" w:hAnsi="Times New Roman" w:cs="Times New Roman"/>
+          <w:color w:val="000000" w:themeColor="text1"/>
+          <w:sz w:val="36"/>
+          <w:szCs w:val="36"/>
+        </w:rPr>
+        <w:t>Если</w:t>
+      </w:r>
+      <w:proofErr w:type="gramEnd"/>
+      <w:r>
+        <w:rPr>
+          <w:rFonts w:ascii="Times New Roman" w:hAnsi="Times New Roman" w:cs="Times New Roman"/>
+          <w:color w:val="000000" w:themeColor="text1"/>
+          <w:sz w:val="36"/>
+          <w:szCs w:val="36"/>
+        </w:rPr>
+        <w:t xml:space="preserve"> сторона и два прилежащих к ней угла одного треугольника соответственно равны стороне и двум прилежащим к ней углам другого треугольника, то такие треугольники равны.</w:t>
+      </w:r>
+    </w:p>
+    <w:p>
+      <w:pPr>
+        <w:rPr>
+          <w:rFonts w:ascii="Times New Roman" w:hAnsi="Times New Roman" w:cs="Times New Roman"/>
+          <w:color w:val="000000" w:themeColor="text1"/>
+          <w:sz w:val="36"/>
+          <w:szCs w:val="36"/>
+        </w:rPr>
+      </w:pPr>
+      <w:r>
+        <w:rPr>
+          <w:rFonts w:ascii="Times New Roman" w:hAnsi="Times New Roman" w:cs="Times New Roman"/>
+          <w:color w:val="000000" w:themeColor="text1"/>
+          <w:sz w:val="36"/>
+          <w:szCs w:val="36"/>
+        </w:rPr>
+        <w:t xml:space="preserve">3) </w:t>
+      </w:r>
+      <w:r>
+        <w:rPr>
+          <w:rFonts w:ascii="Times New Roman" w:hAnsi="Times New Roman" w:cs="Times New Roman"/>
+          <w:color w:val="000000" w:themeColor="text1"/>
+          <w:sz w:val="36"/>
+          <w:szCs w:val="36"/>
+          <w:lang w:val="en-US"/>
+        </w:rPr>
+        <w:t>Th</w:t>
+      </w:r>
+      <w:proofErr w:type="gramStart"/>
+      <w:r>
+        <w:rPr>
+          <w:rFonts w:ascii="Times New Roman" w:hAnsi="Times New Roman" w:cs="Times New Roman"/>
+          <w:color w:val="000000" w:themeColor="text1"/>
+          <w:sz w:val="36"/>
+          <w:szCs w:val="36"/>
+        </w:rPr>
+        <w:t xml:space="preserve">: </w:t>
+      </w:r>
+      <w:r>
+        <w:rPr>
+          <w:rFonts w:ascii="Times New Roman" w:hAnsi="Times New Roman" w:cs="Times New Roman"/>
+          <w:color w:val="000000" w:themeColor="text1"/>
+          <w:sz w:val="36"/>
+          <w:szCs w:val="36"/>
+        </w:rPr>
+        <w:t>Если</w:t>
+      </w:r>
+      <w:proofErr w:type="gramEnd"/>
+      <w:r>
+        <w:rPr>
+          <w:rFonts w:ascii="Times New Roman" w:hAnsi="Times New Roman" w:cs="Times New Roman"/>
+          <w:color w:val="000000" w:themeColor="text1"/>
+          <w:sz w:val="36"/>
+          <w:szCs w:val="36"/>
+        </w:rPr>
+        <w:t xml:space="preserve"> три стороны одного треугольника соответственно равны трём сторонам другого треугольника, то такие треугольники равны.</w:t>
+      </w:r>
+    </w:p>
+    <w:p>
+      <w:pPr>
+        <w:rPr>
+          <w:rFonts w:ascii="Times New Roman" w:hAnsi="Times New Roman" w:cs="Times New Roman"/>
+          <w:color w:val="000000" w:themeColor="text1"/>
+          <w:sz w:val="36"/>
+          <w:szCs w:val="36"/>
+        </w:rPr>
+      </w:pPr>
+    </w:p>
+    <w:p>
+      <w:pPr>
+        <w:pStyle w:val="Title"/>
+        <w:jc w:val="center"/>
+        <w:rPr>
+          <w:rFonts w:ascii="Times New Roman" w:hAnsi="Times New Roman" w:cs="Times New Roman"/>
+        </w:rPr>
+      </w:pPr>
+      <w:r>
+        <w:rPr>
+          <w:rFonts w:ascii="Times New Roman" w:hAnsi="Times New Roman" w:cs="Times New Roman"/>
+        </w:rPr>
+        <w:t>Перпендикуляр к прямой</w:t>
+      </w:r>
+      <w:r>
+        <w:rPr>
+          <w:rFonts w:ascii="Times New Roman" w:hAnsi="Times New Roman" w:cs="Times New Roman"/>
+        </w:rPr>
+        <w:t>.</w:t>
+      </w:r>
+    </w:p>
+    <w:p>
+      <w:pPr>
+        <w:rPr>
+          <w:rFonts w:ascii="Times New Roman" w:hAnsi="Times New Roman" w:cs="Times New Roman"/>
+          <w:color w:val="000000" w:themeColor="text1"/>
+          <w:sz w:val="36"/>
+          <w:szCs w:val="36"/>
+        </w:rPr>
+      </w:pPr>
+      <w:r>
+        <w:rPr>
+          <w:rFonts w:ascii="Times New Roman" w:hAnsi="Times New Roman" w:cs="Times New Roman"/>
+          <w:color w:val="000000" w:themeColor="text1"/>
+          <w:sz w:val="36"/>
+          <w:szCs w:val="36"/>
+          <w:lang w:val="en-US"/>
+        </w:rPr>
+        <w:t>Th</w:t>
+      </w:r>
+      <w:r>
+        <w:rPr>
+          <w:rFonts w:ascii="Times New Roman" w:hAnsi="Times New Roman" w:cs="Times New Roman"/>
+          <w:color w:val="000000" w:themeColor="text1"/>
+          <w:sz w:val="36"/>
+          <w:szCs w:val="36"/>
+        </w:rPr>
+        <w:t xml:space="preserve">: </w:t>
+      </w:r>
+      <w:r>
+        <w:rPr>
+          <w:rFonts w:ascii="Times New Roman" w:hAnsi="Times New Roman" w:cs="Times New Roman"/>
+          <w:color w:val="000000" w:themeColor="text1"/>
+          <w:sz w:val="36"/>
+          <w:szCs w:val="36"/>
+        </w:rPr>
+        <w:t>Из точки, не лежащей на прямой, можно провести перпендикуляр к этой прямой, и притом только один.</w:t>
+      </w:r>
+    </w:p>
+    <w:p>
+      <w:pPr>
+        <w:rPr>
+          <w:rFonts w:ascii="Times New Roman" w:hAnsi="Times New Roman" w:cs="Times New Roman"/>
+          <w:color w:val="000000" w:themeColor="text1"/>
+          <w:sz w:val="36"/>
+          <w:szCs w:val="36"/>
+        </w:rPr>
+      </w:pPr>
+    </w:p>
+    <w:p>
+      <w:pPr>
+        <w:pStyle w:val="Title"/>
+        <w:jc w:val="center"/>
+        <w:rPr>
+          <w:rFonts w:ascii="Times New Roman" w:hAnsi="Times New Roman" w:cs="Times New Roman"/>
+        </w:rPr>
+      </w:pPr>
+      <w:r>
+        <w:rPr>
+          <w:rFonts w:ascii="Times New Roman" w:hAnsi="Times New Roman" w:cs="Times New Roman"/>
+        </w:rPr>
+        <w:t>Медиана, биссектриса и высоты треугольника</w:t>
+      </w:r>
+      <w:r>
+        <w:rPr>
+          <w:rFonts w:ascii="Times New Roman" w:hAnsi="Times New Roman" w:cs="Times New Roman"/>
+        </w:rPr>
+        <w:t>.</w:t>
+      </w:r>
+    </w:p>
+    <w:p>
+      <w:pPr>
+        <w:rPr>
+          <w:rFonts w:ascii="Times New Roman" w:hAnsi="Times New Roman" w:cs="Times New Roman"/>
+          <w:color w:val="000000" w:themeColor="text1"/>
+          <w:sz w:val="36"/>
+          <w:szCs w:val="36"/>
+        </w:rPr>
+      </w:pPr>
+      <w:r>
+        <w:rPr>
+          <w:rFonts w:ascii="Times New Roman" w:hAnsi="Times New Roman" w:cs="Times New Roman"/>
+          <w:color w:val="000000" w:themeColor="text1"/>
+          <w:sz w:val="36"/>
+          <w:szCs w:val="36"/>
+        </w:rPr>
+        <w:t xml:space="preserve">1) </w:t>
+      </w:r>
+      <w:r>
+        <w:rPr>
+          <w:rFonts w:ascii="Times New Roman" w:hAnsi="Times New Roman" w:cs="Times New Roman"/>
+          <w:color w:val="000000" w:themeColor="text1"/>
+          <w:sz w:val="36"/>
+          <w:szCs w:val="36"/>
+        </w:rPr>
+        <w:t>Медиана треугольника: отрезок, соединяющий вершину треугольника с серединой противоположной стороны.</w:t>
+      </w:r>
+    </w:p>
+    <w:p>
+      <w:pPr>
+        <w:rPr>
+          <w:rFonts w:ascii="Times New Roman" w:hAnsi="Times New Roman" w:cs="Times New Roman"/>
+          <w:color w:val="000000" w:themeColor="text1"/>
+          <w:sz w:val="36"/>
+          <w:szCs w:val="36"/>
+        </w:rPr>
+      </w:pPr>
+      <w:r>
+        <w:rPr>
+          <w:rFonts w:ascii="Times New Roman" w:hAnsi="Times New Roman" w:cs="Times New Roman"/>
+          <w:color w:val="000000" w:themeColor="text1"/>
+          <w:sz w:val="36"/>
+          <w:szCs w:val="36"/>
+        </w:rPr>
+        <w:t>2</w:t>
+      </w:r>
+      <w:r>
+        <w:rPr>
+          <w:rFonts w:ascii="Times New Roman" w:hAnsi="Times New Roman" w:cs="Times New Roman"/>
+          <w:color w:val="000000" w:themeColor="text1"/>
+          <w:sz w:val="36"/>
+          <w:szCs w:val="36"/>
+        </w:rPr>
+        <w:t xml:space="preserve">) </w:t>
+      </w:r>
+      <w:r>
+        <w:rPr>
+          <w:rFonts w:ascii="Times New Roman" w:hAnsi="Times New Roman" w:cs="Times New Roman"/>
+          <w:color w:val="000000" w:themeColor="text1"/>
+          <w:sz w:val="36"/>
+          <w:szCs w:val="36"/>
+        </w:rPr>
+        <w:t>Биссектриса</w:t>
+      </w:r>
+      <w:r>
+        <w:rPr>
+          <w:rFonts w:ascii="Times New Roman" w:hAnsi="Times New Roman" w:cs="Times New Roman"/>
+          <w:color w:val="000000" w:themeColor="text1"/>
+          <w:sz w:val="36"/>
+          <w:szCs w:val="36"/>
+        </w:rPr>
+        <w:t xml:space="preserve"> треугольника: отрезок</w:t>
+      </w:r>
+      <w:r>
+        <w:rPr>
+          <w:rFonts w:ascii="Times New Roman" w:hAnsi="Times New Roman" w:cs="Times New Roman"/>
+          <w:color w:val="000000" w:themeColor="text1"/>
+          <w:sz w:val="36"/>
+          <w:szCs w:val="36"/>
+        </w:rPr>
+        <w:t xml:space="preserve"> биссектрисы угла, соединяющий вершину треугольника с точкой противоположной стороны.</w:t>
+      </w:r>
+    </w:p>
+    <w:p>
+      <w:pPr>
+        <w:rPr>
+          <w:rFonts w:ascii="Times New Roman" w:hAnsi="Times New Roman" w:cs="Times New Roman"/>
+          <w:color w:val="000000" w:themeColor="text1"/>
+          <w:sz w:val="36"/>
+          <w:szCs w:val="36"/>
+        </w:rPr>
+      </w:pPr>
+      <w:r>
+        <w:rPr>
+          <w:rFonts w:ascii="Times New Roman" w:hAnsi="Times New Roman" w:cs="Times New Roman"/>
+          <w:color w:val="000000" w:themeColor="text1"/>
+          <w:sz w:val="36"/>
+          <w:szCs w:val="36"/>
+        </w:rPr>
+        <w:t>3) Высота: перпендикуляр, проведённый из вершины треугольника к прямой, содержащий противоположную сторону.</w:t>
+      </w:r>
+    </w:p>
+    <w:p>
+      <w:pPr>
+        <w:rPr>
+          <w:rFonts w:ascii="Times New Roman" w:hAnsi="Times New Roman" w:cs="Times New Roman"/>
+          <w:color w:val="000000" w:themeColor="text1"/>
+          <w:sz w:val="36"/>
+          <w:szCs w:val="36"/>
+        </w:rPr>
+      </w:pPr>
+      <w:r>
+        <w:rPr>
+          <w:rFonts w:ascii="Times New Roman" w:hAnsi="Times New Roman" w:cs="Times New Roman"/>
+          <w:color w:val="000000" w:themeColor="text1"/>
+          <w:sz w:val="36"/>
+          <w:szCs w:val="36"/>
+        </w:rPr>
+        <w:t xml:space="preserve">4) Замечательная точка – такая точка, в которой пересекаются либо все медианы треугольника, </w:t>
+      </w:r>
+      <w:r>
+        <w:rPr>
+          <w:rFonts w:ascii="Times New Roman" w:hAnsi="Times New Roman" w:cs="Times New Roman"/>
+          <w:color w:val="000000" w:themeColor="text1"/>
+          <w:sz w:val="36"/>
+          <w:szCs w:val="36"/>
+        </w:rPr>
+        <w:t xml:space="preserve">либо все </w:t>
+      </w:r>
+      <w:r>
+        <w:rPr>
+          <w:rFonts w:ascii="Times New Roman" w:hAnsi="Times New Roman" w:cs="Times New Roman"/>
+          <w:color w:val="000000" w:themeColor="text1"/>
+          <w:sz w:val="36"/>
+          <w:szCs w:val="36"/>
+        </w:rPr>
+        <w:t>биссектрисы</w:t>
+      </w:r>
+      <w:r>
+        <w:rPr>
+          <w:rFonts w:ascii="Times New Roman" w:hAnsi="Times New Roman" w:cs="Times New Roman"/>
+          <w:color w:val="000000" w:themeColor="text1"/>
+          <w:sz w:val="36"/>
+          <w:szCs w:val="36"/>
+        </w:rPr>
+        <w:t xml:space="preserve"> треугольника</w:t>
+      </w:r>
+      <w:r>
+        <w:rPr>
+          <w:rFonts w:ascii="Times New Roman" w:hAnsi="Times New Roman" w:cs="Times New Roman"/>
+          <w:color w:val="000000" w:themeColor="text1"/>
+          <w:sz w:val="36"/>
+          <w:szCs w:val="36"/>
+        </w:rPr>
+        <w:t xml:space="preserve">, </w:t>
+      </w:r>
+      <w:r>
+        <w:rPr>
+          <w:rFonts w:ascii="Times New Roman" w:hAnsi="Times New Roman" w:cs="Times New Roman"/>
+          <w:color w:val="000000" w:themeColor="text1"/>
+          <w:sz w:val="36"/>
+          <w:szCs w:val="36"/>
+        </w:rPr>
+        <w:t xml:space="preserve">либо все </w:t>
+      </w:r>
+      <w:r>
+        <w:rPr>
+          <w:rFonts w:ascii="Times New Roman" w:hAnsi="Times New Roman" w:cs="Times New Roman"/>
+          <w:color w:val="000000" w:themeColor="text1"/>
+          <w:sz w:val="36"/>
+          <w:szCs w:val="36"/>
+        </w:rPr>
+        <w:t>высоты</w:t>
+      </w:r>
+      <w:r>
+        <w:rPr>
+          <w:rFonts w:ascii="Times New Roman" w:hAnsi="Times New Roman" w:cs="Times New Roman"/>
+          <w:color w:val="000000" w:themeColor="text1"/>
+          <w:sz w:val="36"/>
+          <w:szCs w:val="36"/>
+        </w:rPr>
+        <w:t xml:space="preserve"> треугольника</w:t>
+      </w:r>
+      <w:r>
+        <w:rPr>
+          <w:rFonts w:ascii="Times New Roman" w:hAnsi="Times New Roman" w:cs="Times New Roman"/>
+          <w:color w:val="000000" w:themeColor="text1"/>
+          <w:sz w:val="36"/>
+          <w:szCs w:val="36"/>
+        </w:rPr>
+        <w:t>.</w:t>
+      </w:r>
     </w:p>
     <w:sectPr>
       <w:pgSz w:w="11906" w:h="16838"/>
@@ -18981,7 +21209,6 @@
   <w:style w:type="character" w:default="1" w:styleId="DefaultParagraphFont">
     <w:name w:val="Default Paragraph Font"/>
     <w:uiPriority w:val="1"/>
-    <w:semiHidden/>
     <w:unhideWhenUsed/>
   </w:style>
   <w:style w:type="table" w:default="1" w:styleId="TableNormal">
